--- a/docs/DECISION-ROUND-1.docx
+++ b/docs/DECISION-ROUND-1.docx
@@ -4,7 +4,7 @@
   <w:body>
     <w:p>
       <w:pPr>
-        <w:pStyle w:val="Title"/>
+        <w:pStyle w:val="Heading1"/>
       </w:pPr>
       <w:r>
         <w:t>FitcoachAI — Decision Round 1</w:t>
@@ -18,10 +18,10 @@
         <w:rPr>
           <w:b/>
         </w:rPr>
-        <w:t>Nothing here is applied to the code yet.</w:t>
-      </w:r>
-      <w:r>
-        <w:t xml:space="preserve"> Each item ends as APPROVED, CHANGED (write the new value) or DEFERRED.</w:t>
+        <w:t>Decided 27 Oct 2026 by the owner (vamsimadhav): 35 APPROVED, 9 DEFERRED, 0 CHANGED.</w:t>
+      </w:r>
+      <w:r>
+        <w:t xml:space="preserve"> Approved values are applied in v0.9.0. Deferred items need expert, clinical, legal or budget input and are not decided.</w:t>
       </w:r>
     </w:p>
     <w:p>
@@ -36,7 +36,7 @@
     </w:p>
     <w:p>
       <w:pPr>
-        <w:pStyle w:val="Heading1"/>
+        <w:pStyle w:val="Heading2"/>
       </w:pPr>
       <w:r>
         <w:t>Summary</w:t>
@@ -63,6 +63,14 @@
           </w:tcPr>
           <w:p>
             <w:r>
+              <w:rPr>
+                <w:b/>
+              </w:rPr>
+            </w:r>
+            <w:r>
+              <w:rPr>
+                <w:b/>
+              </w:rPr>
               <w:t>#</w:t>
             </w:r>
           </w:p>
@@ -73,6 +81,14 @@
           </w:tcPr>
           <w:p>
             <w:r>
+              <w:rPr>
+                <w:b/>
+              </w:rPr>
+            </w:r>
+            <w:r>
+              <w:rPr>
+                <w:b/>
+              </w:rPr>
               <w:t>ID</w:t>
             </w:r>
           </w:p>
@@ -83,6 +99,14 @@
           </w:tcPr>
           <w:p>
             <w:r>
+              <w:rPr>
+                <w:b/>
+              </w:rPr>
+            </w:r>
+            <w:r>
+              <w:rPr>
+                <w:b/>
+              </w:rPr>
               <w:t>Priority</w:t>
             </w:r>
           </w:p>
@@ -93,6 +117,14 @@
           </w:tcPr>
           <w:p>
             <w:r>
+              <w:rPr>
+                <w:b/>
+              </w:rPr>
+            </w:r>
+            <w:r>
+              <w:rPr>
+                <w:b/>
+              </w:rPr>
               <w:t>Topic</w:t>
             </w:r>
           </w:p>
@@ -103,6 +135,14 @@
           </w:tcPr>
           <w:p>
             <w:r>
+              <w:rPr>
+                <w:b/>
+              </w:rPr>
+            </w:r>
+            <w:r>
+              <w:rPr>
+                <w:b/>
+              </w:rPr>
               <w:t>Recommendation</w:t>
             </w:r>
           </w:p>
@@ -113,6 +153,14 @@
           </w:tcPr>
           <w:p>
             <w:r>
+              <w:rPr>
+                <w:b/>
+              </w:rPr>
+            </w:r>
+            <w:r>
+              <w:rPr>
+                <w:b/>
+              </w:rPr>
               <w:t>Decision</w:t>
             </w:r>
           </w:p>
@@ -124,6 +172,7 @@
             <w:tcW w:type="dxa" w:w="1440"/>
           </w:tcPr>
           <w:p>
+            <w:r/>
             <w:r>
               <w:t>1</w:t>
             </w:r>
@@ -134,6 +183,7 @@
             <w:tcW w:type="dxa" w:w="1440"/>
           </w:tcPr>
           <w:p>
+            <w:r/>
             <w:r>
               <w:t>R19</w:t>
             </w:r>
@@ -144,6 +194,7 @@
             <w:tcW w:type="dxa" w:w="1440"/>
           </w:tcPr>
           <w:p>
+            <w:r/>
             <w:r>
               <w:t>P1</w:t>
             </w:r>
@@ -154,6 +205,7 @@
             <w:tcW w:type="dxa" w:w="1440"/>
           </w:tcPr>
           <w:p>
+            <w:r/>
             <w:r>
               <w:t>When does calibration end?</w:t>
             </w:r>
@@ -164,6 +216,7 @@
             <w:tcW w:type="dxa" w:w="1440"/>
           </w:tcPr>
           <w:p>
+            <w:r/>
             <w:r>
               <w:t>APPROVE as a pilot default, and log the spread values so it can be re-fit</w:t>
             </w:r>
@@ -174,8 +227,9 @@
             <w:tcW w:type="dxa" w:w="1440"/>
           </w:tcPr>
           <w:p>
+            <w:r/>
             <w:r>
-              <w:t>☐</w:t>
+              <w:t>APPROVED</w:t>
             </w:r>
           </w:p>
         </w:tc>
@@ -186,6 +240,7 @@
             <w:tcW w:type="dxa" w:w="1440"/>
           </w:tcPr>
           <w:p>
+            <w:r/>
             <w:r>
               <w:t>2</w:t>
             </w:r>
@@ -196,6 +251,7 @@
             <w:tcW w:type="dxa" w:w="1440"/>
           </w:tcPr>
           <w:p>
+            <w:r/>
             <w:r>
               <w:t>R21</w:t>
             </w:r>
@@ -206,6 +262,7 @@
             <w:tcW w:type="dxa" w:w="1440"/>
           </w:tcPr>
           <w:p>
+            <w:r/>
             <w:r>
               <w:t>P1</w:t>
             </w:r>
@@ -216,6 +273,7 @@
             <w:tcW w:type="dxa" w:w="1440"/>
           </w:tcPr>
           <w:p>
+            <w:r/>
             <w:r>
               <w:t>Performance Score formula</w:t>
             </w:r>
@@ -226,6 +284,7 @@
             <w:tcW w:type="dxa" w:w="1440"/>
           </w:tcPr>
           <w:p>
+            <w:r/>
             <w:r>
               <w:t>APPROVE, with one change to consider: show it as 'what you did' feedback, never as a grade, and never lower it for stopping because of pain (already true)</w:t>
             </w:r>
@@ -236,8 +295,9 @@
             <w:tcW w:type="dxa" w:w="1440"/>
           </w:tcPr>
           <w:p>
+            <w:r/>
             <w:r>
-              <w:t>☐</w:t>
+              <w:t>APPROVED</w:t>
             </w:r>
           </w:p>
         </w:tc>
@@ -248,6 +308,7 @@
             <w:tcW w:type="dxa" w:w="1440"/>
           </w:tcPr>
           <w:p>
+            <w:r/>
             <w:r>
               <w:t>3</w:t>
             </w:r>
@@ -258,6 +319,7 @@
             <w:tcW w:type="dxa" w:w="1440"/>
           </w:tcPr>
           <w:p>
+            <w:r/>
             <w:r>
               <w:t>R7</w:t>
             </w:r>
@@ -268,6 +330,7 @@
             <w:tcW w:type="dxa" w:w="1440"/>
           </w:tcPr>
           <w:p>
+            <w:r/>
             <w:r>
               <w:t>P1 safety</w:t>
             </w:r>
@@ -278,6 +341,7 @@
             <w:tcW w:type="dxa" w:w="1440"/>
           </w:tcPr>
           <w:p>
+            <w:r/>
             <w:r>
               <w:t>Gentle-mode level cap and step spacing</w:t>
             </w:r>
@@ -288,6 +352,7 @@
             <w:tcW w:type="dxa" w:w="1440"/>
           </w:tcPr>
           <w:p>
+            <w:r/>
             <w:r>
               <w:t>APPROVE as conservative until a physio reviews it (ties to OQ-17)</w:t>
             </w:r>
@@ -298,8 +363,9 @@
             <w:tcW w:type="dxa" w:w="1440"/>
           </w:tcPr>
           <w:p>
+            <w:r/>
             <w:r>
-              <w:t>☐</w:t>
+              <w:t>APPROVED</w:t>
             </w:r>
           </w:p>
         </w:tc>
@@ -310,6 +376,7 @@
             <w:tcW w:type="dxa" w:w="1440"/>
           </w:tcPr>
           <w:p>
+            <w:r/>
             <w:r>
               <w:t>4</w:t>
             </w:r>
@@ -320,6 +387,7 @@
             <w:tcW w:type="dxa" w:w="1440"/>
           </w:tcPr>
           <w:p>
+            <w:r/>
             <w:r>
               <w:t>R11</w:t>
             </w:r>
@@ -330,6 +398,7 @@
             <w:tcW w:type="dxa" w:w="1440"/>
           </w:tcPr>
           <w:p>
+            <w:r/>
             <w:r>
               <w:t>P1 safety</w:t>
             </w:r>
@@ -340,6 +409,7 @@
             <w:tcW w:type="dxa" w:w="1440"/>
           </w:tcPr>
           <w:p>
+            <w:r/>
             <w:r>
               <w:t>What pain at check-in does</w:t>
             </w:r>
@@ -350,6 +420,7 @@
             <w:tcW w:type="dxa" w:w="1440"/>
           </w:tcPr>
           <w:p>
+            <w:r/>
             <w:r>
               <w:t>APPROVE</w:t>
             </w:r>
@@ -360,8 +431,9 @@
             <w:tcW w:type="dxa" w:w="1440"/>
           </w:tcPr>
           <w:p>
+            <w:r/>
             <w:r>
-              <w:t>☐</w:t>
+              <w:t>APPROVED</w:t>
             </w:r>
           </w:p>
         </w:tc>
@@ -372,6 +444,7 @@
             <w:tcW w:type="dxa" w:w="1440"/>
           </w:tcPr>
           <w:p>
+            <w:r/>
             <w:r>
               <w:t>5</w:t>
             </w:r>
@@ -382,6 +455,7 @@
             <w:tcW w:type="dxa" w:w="1440"/>
           </w:tcPr>
           <w:p>
+            <w:r/>
             <w:r>
               <w:t>R17</w:t>
             </w:r>
@@ -392,6 +466,7 @@
             <w:tcW w:type="dxa" w:w="1440"/>
           </w:tcPr>
           <w:p>
+            <w:r/>
             <w:r>
               <w:t>P1 safety</w:t>
             </w:r>
@@ -402,6 +477,7 @@
             <w:tcW w:type="dxa" w:w="1440"/>
           </w:tcPr>
           <w:p>
+            <w:r/>
             <w:r>
               <w:t>One-tap 'I feel good — start workout'</w:t>
             </w:r>
@@ -412,6 +488,7 @@
             <w:tcW w:type="dxa" w:w="1440"/>
           </w:tcPr>
           <w:p>
+            <w:r/>
             <w:r>
               <w:t>APPROVE for the pilot, and measure: compare how often pain is reported with the one-tap vs</w:t>
             </w:r>
@@ -422,8 +499,9 @@
             <w:tcW w:type="dxa" w:w="1440"/>
           </w:tcPr>
           <w:p>
+            <w:r/>
             <w:r>
-              <w:t>☐</w:t>
+              <w:t>APPROVED</w:t>
             </w:r>
           </w:p>
         </w:tc>
@@ -434,6 +512,7 @@
             <w:tcW w:type="dxa" w:w="1440"/>
           </w:tcPr>
           <w:p>
+            <w:r/>
             <w:r>
               <w:t>6</w:t>
             </w:r>
@@ -444,6 +523,7 @@
             <w:tcW w:type="dxa" w:w="1440"/>
           </w:tcPr>
           <w:p>
+            <w:r/>
             <w:r>
               <w:t>R23</w:t>
             </w:r>
@@ -454,6 +534,7 @@
             <w:tcW w:type="dxa" w:w="1440"/>
           </w:tcPr>
           <w:p>
+            <w:r/>
             <w:r>
               <w:t>P1 safety (pain path)</w:t>
             </w:r>
@@ -464,6 +545,7 @@
             <w:tcW w:type="dxa" w:w="1440"/>
           </w:tcPr>
           <w:p>
+            <w:r/>
             <w:r>
               <w:t>After-session check-in effects</w:t>
             </w:r>
@@ -474,6 +556,7 @@
             <w:tcW w:type="dxa" w:w="1440"/>
           </w:tcPr>
           <w:p>
+            <w:r/>
             <w:r>
               <w:t>APPROVE the pain path as is</w:t>
             </w:r>
@@ -484,8 +567,9 @@
             <w:tcW w:type="dxa" w:w="1440"/>
           </w:tcPr>
           <w:p>
+            <w:r/>
             <w:r>
-              <w:t>☐</w:t>
+              <w:t>APPROVED</w:t>
             </w:r>
           </w:p>
         </w:tc>
@@ -496,6 +580,7 @@
             <w:tcW w:type="dxa" w:w="1440"/>
           </w:tcPr>
           <w:p>
+            <w:r/>
             <w:r>
               <w:t>7</w:t>
             </w:r>
@@ -506,6 +591,7 @@
             <w:tcW w:type="dxa" w:w="1440"/>
           </w:tcPr>
           <w:p>
+            <w:r/>
             <w:r>
               <w:t>R25</w:t>
             </w:r>
@@ -516,6 +602,7 @@
             <w:tcW w:type="dxa" w:w="1440"/>
           </w:tcPr>
           <w:p>
+            <w:r/>
             <w:r>
               <w:t>P1 safety (pain path)</w:t>
             </w:r>
@@ -526,6 +613,7 @@
             <w:tcW w:type="dxa" w:w="1440"/>
           </w:tcPr>
           <w:p>
+            <w:r/>
             <w:r>
               <w:t>Swap / skip reasons and responses</w:t>
             </w:r>
@@ -536,6 +624,7 @@
             <w:tcW w:type="dxa" w:w="1440"/>
           </w:tcPr>
           <w:p>
+            <w:r/>
             <w:r>
               <w:t>APPROVE the pain path ('never swap, hold + wording')</w:t>
             </w:r>
@@ -546,8 +635,9 @@
             <w:tcW w:type="dxa" w:w="1440"/>
           </w:tcPr>
           <w:p>
+            <w:r/>
             <w:r>
-              <w:t>☐</w:t>
+              <w:t>APPROVED</w:t>
             </w:r>
           </w:p>
         </w:tc>
@@ -558,6 +648,7 @@
             <w:tcW w:type="dxa" w:w="1440"/>
           </w:tcPr>
           <w:p>
+            <w:r/>
             <w:r>
               <w:t>8</w:t>
             </w:r>
@@ -568,6 +659,7 @@
             <w:tcW w:type="dxa" w:w="1440"/>
           </w:tcPr>
           <w:p>
+            <w:r/>
             <w:r>
               <w:t>X2</w:t>
             </w:r>
@@ -578,6 +670,7 @@
             <w:tcW w:type="dxa" w:w="1440"/>
           </w:tcPr>
           <w:p>
+            <w:r/>
             <w:r>
               <w:t>P1 safety</w:t>
             </w:r>
@@ -588,6 +681,7 @@
             <w:tcW w:type="dxa" w:w="1440"/>
           </w:tcPr>
           <w:p>
+            <w:r/>
             <w:r>
               <w:t>Tolerance labels</w:t>
             </w:r>
@@ -598,6 +692,7 @@
             <w:tcW w:type="dxa" w:w="1440"/>
           </w:tcPr>
           <w:p>
+            <w:r/>
             <w:r>
               <w:t>APPROVE</w:t>
             </w:r>
@@ -608,8 +703,9 @@
             <w:tcW w:type="dxa" w:w="1440"/>
           </w:tcPr>
           <w:p>
+            <w:r/>
             <w:r>
-              <w:t>☐</w:t>
+              <w:t>APPROVED</w:t>
             </w:r>
           </w:p>
         </w:tc>
@@ -620,6 +716,7 @@
             <w:tcW w:type="dxa" w:w="1440"/>
           </w:tcPr>
           <w:p>
+            <w:r/>
             <w:r>
               <w:t>9</w:t>
             </w:r>
@@ -630,6 +727,7 @@
             <w:tcW w:type="dxa" w:w="1440"/>
           </w:tcPr>
           <w:p>
+            <w:r/>
             <w:r>
               <w:t>X6</w:t>
             </w:r>
@@ -640,6 +738,7 @@
             <w:tcW w:type="dxa" w:w="1440"/>
           </w:tcPr>
           <w:p>
+            <w:r/>
             <w:r>
               <w:t>P1 safety</w:t>
             </w:r>
@@ -650,6 +749,7 @@
             <w:tcW w:type="dxa" w:w="1440"/>
           </w:tcPr>
           <w:p>
+            <w:r/>
             <w:r>
               <w:t>Injury-flag mapping at plan start</w:t>
             </w:r>
@@ -660,6 +760,7 @@
             <w:tcW w:type="dxa" w:w="1440"/>
           </w:tcPr>
           <w:p>
+            <w:r/>
             <w:r>
               <w:t>DEFER until physio review: keep the current conservative map, and get it signed before launch</w:t>
             </w:r>
@@ -670,8 +771,9 @@
             <w:tcW w:type="dxa" w:w="1440"/>
           </w:tcPr>
           <w:p>
+            <w:r/>
             <w:r>
-              <w:t>☐</w:t>
+              <w:t>DEFERRED</w:t>
             </w:r>
           </w:p>
         </w:tc>
@@ -682,6 +784,7 @@
             <w:tcW w:type="dxa" w:w="1440"/>
           </w:tcPr>
           <w:p>
+            <w:r/>
             <w:r>
               <w:t>10</w:t>
             </w:r>
@@ -692,6 +795,7 @@
             <w:tcW w:type="dxa" w:w="1440"/>
           </w:tcPr>
           <w:p>
+            <w:r/>
             <w:r>
               <w:t>OQ-1a</w:t>
             </w:r>
@@ -702,6 +806,7 @@
             <w:tcW w:type="dxa" w:w="1440"/>
           </w:tcPr>
           <w:p>
+            <w:r/>
             <w:r>
               <w:t>P1 safety</w:t>
             </w:r>
@@ -712,6 +817,7 @@
             <w:tcW w:type="dxa" w:w="1440"/>
           </w:tcPr>
           <w:p>
+            <w:r/>
             <w:r>
               <w:t>Pelvic-floor physio review (postpartum)</w:t>
             </w:r>
@@ -722,6 +828,7 @@
             <w:tcW w:type="dxa" w:w="1440"/>
           </w:tcPr>
           <w:p>
+            <w:r/>
             <w:r>
               <w:t>Get the review before launch</w:t>
             </w:r>
@@ -732,8 +839,9 @@
             <w:tcW w:type="dxa" w:w="1440"/>
           </w:tcPr>
           <w:p>
+            <w:r/>
             <w:r>
-              <w:t>☐</w:t>
+              <w:t>DEFERRED</w:t>
             </w:r>
           </w:p>
         </w:tc>
@@ -744,6 +852,7 @@
             <w:tcW w:type="dxa" w:w="1440"/>
           </w:tcPr>
           <w:p>
+            <w:r/>
             <w:r>
               <w:t>11</w:t>
             </w:r>
@@ -754,6 +863,7 @@
             <w:tcW w:type="dxa" w:w="1440"/>
           </w:tcPr>
           <w:p>
+            <w:r/>
             <w:r>
               <w:t>OQ-5</w:t>
             </w:r>
@@ -764,6 +874,7 @@
             <w:tcW w:type="dxa" w:w="1440"/>
           </w:tcPr>
           <w:p>
+            <w:r/>
             <w:r>
               <w:t>P1 safety</w:t>
             </w:r>
@@ -774,6 +885,7 @@
             <w:tcW w:type="dxa" w:w="1440"/>
           </w:tcPr>
           <w:p>
+            <w:r/>
             <w:r>
               <w:t>Red-flag wording sign-off</w:t>
             </w:r>
@@ -784,6 +896,7 @@
             <w:tcW w:type="dxa" w:w="1440"/>
           </w:tcPr>
           <w:p>
+            <w:r/>
             <w:r>
               <w:t>Book the legal and clinical review</w:t>
             </w:r>
@@ -794,8 +907,9 @@
             <w:tcW w:type="dxa" w:w="1440"/>
           </w:tcPr>
           <w:p>
+            <w:r/>
             <w:r>
-              <w:t>☐</w:t>
+              <w:t>DEFERRED</w:t>
             </w:r>
           </w:p>
         </w:tc>
@@ -806,6 +920,7 @@
             <w:tcW w:type="dxa" w:w="1440"/>
           </w:tcPr>
           <w:p>
+            <w:r/>
             <w:r>
               <w:t>12</w:t>
             </w:r>
@@ -816,6 +931,7 @@
             <w:tcW w:type="dxa" w:w="1440"/>
           </w:tcPr>
           <w:p>
+            <w:r/>
             <w:r>
               <w:t>OQ-6b</w:t>
             </w:r>
@@ -826,6 +942,7 @@
             <w:tcW w:type="dxa" w:w="1440"/>
           </w:tcPr>
           <w:p>
+            <w:r/>
             <w:r>
               <w:t>P1 safety</w:t>
             </w:r>
@@ -836,6 +953,7 @@
             <w:tcW w:type="dxa" w:w="1440"/>
           </w:tcPr>
           <w:p>
+            <w:r/>
             <w:r>
               <w:t>Older adults: default to gentle mode?</w:t>
             </w:r>
@@ -846,6 +964,7 @@
             <w:tcW w:type="dxa" w:w="1440"/>
           </w:tcPr>
           <w:p>
+            <w:r/>
             <w:r>
               <w:t>Keep the health-check route, but for 70+ also preselect the slower pace and add balance work early</w:t>
             </w:r>
@@ -856,8 +975,9 @@
             <w:tcW w:type="dxa" w:w="1440"/>
           </w:tcPr>
           <w:p>
+            <w:r/>
             <w:r>
-              <w:t>☐</w:t>
+              <w:t>APPROVED</w:t>
             </w:r>
           </w:p>
         </w:tc>
@@ -868,6 +988,7 @@
             <w:tcW w:type="dxa" w:w="1440"/>
           </w:tcPr>
           <w:p>
+            <w:r/>
             <w:r>
               <w:t>13</w:t>
             </w:r>
@@ -878,6 +999,7 @@
             <w:tcW w:type="dxa" w:w="1440"/>
           </w:tcPr>
           <w:p>
+            <w:r/>
             <w:r>
               <w:t>OQ-15</w:t>
             </w:r>
@@ -888,6 +1010,7 @@
             <w:tcW w:type="dxa" w:w="1440"/>
           </w:tcPr>
           <w:p>
+            <w:r/>
             <w:r>
               <w:t>P1 safety</w:t>
             </w:r>
@@ -898,6 +1021,7 @@
             <w:tcW w:type="dxa" w:w="1440"/>
           </w:tcPr>
           <w:p>
+            <w:r/>
             <w:r>
               <w:t>Regulatory positioning</w:t>
             </w:r>
@@ -908,6 +1032,7 @@
             <w:tcW w:type="dxa" w:w="1440"/>
           </w:tcPr>
           <w:p>
+            <w:r/>
             <w:r>
               <w:t>Get a regulatory review before launch</w:t>
             </w:r>
@@ -918,8 +1043,9 @@
             <w:tcW w:type="dxa" w:w="1440"/>
           </w:tcPr>
           <w:p>
+            <w:r/>
             <w:r>
-              <w:t>☐</w:t>
+              <w:t>DEFERRED</w:t>
             </w:r>
           </w:p>
         </w:tc>
@@ -930,6 +1056,7 @@
             <w:tcW w:type="dxa" w:w="1440"/>
           </w:tcPr>
           <w:p>
+            <w:r/>
             <w:r>
               <w:t>14</w:t>
             </w:r>
@@ -940,6 +1067,7 @@
             <w:tcW w:type="dxa" w:w="1440"/>
           </w:tcPr>
           <w:p>
+            <w:r/>
             <w:r>
               <w:t>OQ-17</w:t>
             </w:r>
@@ -950,6 +1078,7 @@
             <w:tcW w:type="dxa" w:w="1440"/>
           </w:tcPr>
           <w:p>
+            <w:r/>
             <w:r>
               <w:t>P1 safety</w:t>
             </w:r>
@@ -960,6 +1089,7 @@
             <w:tcW w:type="dxa" w:w="1440"/>
           </w:tcPr>
           <w:p>
+            <w:r/>
             <w:r>
               <w:t>Gentle-mode details</w:t>
             </w:r>
@@ -970,6 +1100,7 @@
             <w:tcW w:type="dxa" w:w="1440"/>
           </w:tcPr>
           <w:p>
+            <w:r/>
             <w:r>
               <w:t>APPROVE as conservative placeholders</w:t>
             </w:r>
@@ -980,8 +1111,9 @@
             <w:tcW w:type="dxa" w:w="1440"/>
           </w:tcPr>
           <w:p>
+            <w:r/>
             <w:r>
-              <w:t>☐</w:t>
+              <w:t>APPROVED</w:t>
             </w:r>
           </w:p>
         </w:tc>
@@ -992,6 +1124,7 @@
             <w:tcW w:type="dxa" w:w="1440"/>
           </w:tcPr>
           <w:p>
+            <w:r/>
             <w:r>
               <w:t>15</w:t>
             </w:r>
@@ -1002,6 +1135,7 @@
             <w:tcW w:type="dxa" w:w="1440"/>
           </w:tcPr>
           <w:p>
+            <w:r/>
             <w:r>
               <w:t>R20</w:t>
             </w:r>
@@ -1012,6 +1146,7 @@
             <w:tcW w:type="dxa" w:w="1440"/>
           </w:tcPr>
           <w:p>
+            <w:r/>
             <w:r>
               <w:t>P2</w:t>
             </w:r>
@@ -1022,6 +1157,7 @@
             <w:tcW w:type="dxa" w:w="1440"/>
           </w:tcPr>
           <w:p>
+            <w:r/>
             <w:r>
               <w:t>Beginner starting step</w:t>
             </w:r>
@@ -1032,6 +1168,7 @@
             <w:tcW w:type="dxa" w:w="1440"/>
           </w:tcPr>
           <w:p>
+            <w:r/>
             <w:r>
               <w:t>APPROVE</w:t>
             </w:r>
@@ -1042,8 +1179,9 @@
             <w:tcW w:type="dxa" w:w="1440"/>
           </w:tcPr>
           <w:p>
+            <w:r/>
             <w:r>
-              <w:t>☐</w:t>
+              <w:t>APPROVED</w:t>
             </w:r>
           </w:p>
         </w:tc>
@@ -1054,6 +1192,7 @@
             <w:tcW w:type="dxa" w:w="1440"/>
           </w:tcPr>
           <w:p>
+            <w:r/>
             <w:r>
               <w:t>16</w:t>
             </w:r>
@@ -1064,6 +1203,7 @@
             <w:tcW w:type="dxa" w:w="1440"/>
           </w:tcPr>
           <w:p>
+            <w:r/>
             <w:r>
               <w:t>R1</w:t>
             </w:r>
@@ -1074,6 +1214,7 @@
             <w:tcW w:type="dxa" w:w="1440"/>
           </w:tcPr>
           <w:p>
+            <w:r/>
             <w:r>
               <w:t>P2</w:t>
             </w:r>
@@ -1084,6 +1225,7 @@
             <w:tcW w:type="dxa" w:w="1440"/>
           </w:tcPr>
           <w:p>
+            <w:r/>
             <w:r>
               <w:t>Rep, hold and time ranges; sets</w:t>
             </w:r>
@@ -1094,6 +1236,7 @@
             <w:tcW w:type="dxa" w:w="1440"/>
           </w:tcPr>
           <w:p>
+            <w:r/>
             <w:r>
               <w:t>APPROVE</w:t>
             </w:r>
@@ -1104,8 +1247,9 @@
             <w:tcW w:type="dxa" w:w="1440"/>
           </w:tcPr>
           <w:p>
+            <w:r/>
             <w:r>
-              <w:t>☐</w:t>
+              <w:t>APPROVED</w:t>
             </w:r>
           </w:p>
         </w:tc>
@@ -1116,6 +1260,7 @@
             <w:tcW w:type="dxa" w:w="1440"/>
           </w:tcPr>
           <w:p>
+            <w:r/>
             <w:r>
               <w:t>17</w:t>
             </w:r>
@@ -1126,6 +1271,7 @@
             <w:tcW w:type="dxa" w:w="1440"/>
           </w:tcPr>
           <w:p>
+            <w:r/>
             <w:r>
               <w:t>X5</w:t>
             </w:r>
@@ -1136,6 +1282,7 @@
             <w:tcW w:type="dxa" w:w="1440"/>
           </w:tcPr>
           <w:p>
+            <w:r/>
             <w:r>
               <w:t>P2</w:t>
             </w:r>
@@ -1146,6 +1293,7 @@
             <w:tcW w:type="dxa" w:w="1440"/>
           </w:tcPr>
           <w:p>
+            <w:r/>
             <w:r>
               <w:t>Step-up check</w:t>
             </w:r>
@@ -1156,6 +1304,7 @@
             <w:tcW w:type="dxa" w:w="1440"/>
           </w:tcPr>
           <w:p>
+            <w:r/>
             <w:r>
               <w:t>APPROVE, with the CHANGE option of going back only after 2 poor sessions in a row</w:t>
             </w:r>
@@ -1166,8 +1315,9 @@
             <w:tcW w:type="dxa" w:w="1440"/>
           </w:tcPr>
           <w:p>
+            <w:r/>
             <w:r>
-              <w:t>☐</w:t>
+              <w:t>APPROVED</w:t>
             </w:r>
           </w:p>
         </w:tc>
@@ -1178,6 +1328,7 @@
             <w:tcW w:type="dxa" w:w="1440"/>
           </w:tcPr>
           <w:p>
+            <w:r/>
             <w:r>
               <w:t>18</w:t>
             </w:r>
@@ -1188,6 +1339,7 @@
             <w:tcW w:type="dxa" w:w="1440"/>
           </w:tcPr>
           <w:p>
+            <w:r/>
             <w:r>
               <w:t>R4</w:t>
             </w:r>
@@ -1198,6 +1350,7 @@
             <w:tcW w:type="dxa" w:w="1440"/>
           </w:tcPr>
           <w:p>
+            <w:r/>
             <w:r>
               <w:t>P2</w:t>
             </w:r>
@@ -1208,6 +1361,7 @@
             <w:tcW w:type="dxa" w:w="1440"/>
           </w:tcPr>
           <w:p>
+            <w:r/>
             <w:r>
               <w:t>Bad-session thresholds</w:t>
             </w:r>
@@ -1218,6 +1372,7 @@
             <w:tcW w:type="dxa" w:w="1440"/>
           </w:tcPr>
           <w:p>
+            <w:r/>
             <w:r>
               <w:t>APPROVE</w:t>
             </w:r>
@@ -1228,8 +1383,9 @@
             <w:tcW w:type="dxa" w:w="1440"/>
           </w:tcPr>
           <w:p>
+            <w:r/>
             <w:r>
-              <w:t>☐</w:t>
+              <w:t>APPROVED</w:t>
             </w:r>
           </w:p>
         </w:tc>
@@ -1240,6 +1396,7 @@
             <w:tcW w:type="dxa" w:w="1440"/>
           </w:tcPr>
           <w:p>
+            <w:r/>
             <w:r>
               <w:t>19</w:t>
             </w:r>
@@ -1250,6 +1407,7 @@
             <w:tcW w:type="dxa" w:w="1440"/>
           </w:tcPr>
           <w:p>
+            <w:r/>
             <w:r>
               <w:t>R3</w:t>
             </w:r>
@@ -1260,6 +1418,7 @@
             <w:tcW w:type="dxa" w:w="1440"/>
           </w:tcPr>
           <w:p>
+            <w:r/>
             <w:r>
               <w:t>P2</w:t>
             </w:r>
@@ -1270,6 +1429,7 @@
             <w:tcW w:type="dxa" w:w="1440"/>
           </w:tcPr>
           <w:p>
+            <w:r/>
             <w:r>
               <w:t>Moving up</w:t>
             </w:r>
@@ -1280,6 +1440,7 @@
             <w:tcW w:type="dxa" w:w="1440"/>
           </w:tcPr>
           <w:p>
+            <w:r/>
             <w:r>
               <w:t>APPROVE</w:t>
             </w:r>
@@ -1290,8 +1451,9 @@
             <w:tcW w:type="dxa" w:w="1440"/>
           </w:tcPr>
           <w:p>
+            <w:r/>
             <w:r>
-              <w:t>☐</w:t>
+              <w:t>APPROVED</w:t>
             </w:r>
           </w:p>
         </w:tc>
@@ -1302,6 +1464,7 @@
             <w:tcW w:type="dxa" w:w="1440"/>
           </w:tcPr>
           <w:p>
+            <w:r/>
             <w:r>
               <w:t>20</w:t>
             </w:r>
@@ -1312,6 +1475,7 @@
             <w:tcW w:type="dxa" w:w="1440"/>
           </w:tcPr>
           <w:p>
+            <w:r/>
             <w:r>
               <w:t>R18</w:t>
             </w:r>
@@ -1322,6 +1486,7 @@
             <w:tcW w:type="dxa" w:w="1440"/>
           </w:tcPr>
           <w:p>
+            <w:r/>
             <w:r>
               <w:t>P2</w:t>
             </w:r>
@@ -1332,6 +1497,7 @@
             <w:tcW w:type="dxa" w:w="1440"/>
           </w:tcPr>
           <w:p>
+            <w:r/>
             <w:r>
               <w:t>Defaults for skipped onboarding screens</w:t>
             </w:r>
@@ -1342,6 +1508,7 @@
             <w:tcW w:type="dxa" w:w="1440"/>
           </w:tcPr>
           <w:p>
+            <w:r/>
             <w:r>
               <w:t>APPROVE, but change voice coaching to OFF by default if the app may be used in public places (owner choice)</w:t>
             </w:r>
@@ -1352,8 +1519,9 @@
             <w:tcW w:type="dxa" w:w="1440"/>
           </w:tcPr>
           <w:p>
+            <w:r/>
             <w:r>
-              <w:t>☐</w:t>
+              <w:t>APPROVED</w:t>
             </w:r>
           </w:p>
         </w:tc>
@@ -1364,6 +1532,7 @@
             <w:tcW w:type="dxa" w:w="1440"/>
           </w:tcPr>
           <w:p>
+            <w:r/>
             <w:r>
               <w:t>21</w:t>
             </w:r>
@@ -1374,6 +1543,7 @@
             <w:tcW w:type="dxa" w:w="1440"/>
           </w:tcPr>
           <w:p>
+            <w:r/>
             <w:r>
               <w:t>R26</w:t>
             </w:r>
@@ -1384,6 +1554,7 @@
             <w:tcW w:type="dxa" w:w="1440"/>
           </w:tcPr>
           <w:p>
+            <w:r/>
             <w:r>
               <w:t>P2</w:t>
             </w:r>
@@ -1394,6 +1565,7 @@
             <w:tcW w:type="dxa" w:w="1440"/>
           </w:tcPr>
           <w:p>
+            <w:r/>
             <w:r>
               <w:t>Days-per-week suggestion</w:t>
             </w:r>
@@ -1404,6 +1576,7 @@
             <w:tcW w:type="dxa" w:w="1440"/>
           </w:tcPr>
           <w:p>
+            <w:r/>
             <w:r>
               <w:t>APPROVE</w:t>
             </w:r>
@@ -1414,8 +1587,9 @@
             <w:tcW w:type="dxa" w:w="1440"/>
           </w:tcPr>
           <w:p>
+            <w:r/>
             <w:r>
-              <w:t>☐</w:t>
+              <w:t>APPROVED</w:t>
             </w:r>
           </w:p>
         </w:tc>
@@ -1426,6 +1600,7 @@
             <w:tcW w:type="dxa" w:w="1440"/>
           </w:tcPr>
           <w:p>
+            <w:r/>
             <w:r>
               <w:t>22</w:t>
             </w:r>
@@ -1436,6 +1611,7 @@
             <w:tcW w:type="dxa" w:w="1440"/>
           </w:tcPr>
           <w:p>
+            <w:r/>
             <w:r>
               <w:t>R10</w:t>
             </w:r>
@@ -1446,6 +1622,7 @@
             <w:tcW w:type="dxa" w:w="1440"/>
           </w:tcPr>
           <w:p>
+            <w:r/>
             <w:r>
               <w:t>P2</w:t>
             </w:r>
@@ -1456,6 +1633,7 @@
             <w:tcW w:type="dxa" w:w="1440"/>
           </w:tcPr>
           <w:p>
+            <w:r/>
             <w:r>
               <w:t>Check-in → shorter session</w:t>
             </w:r>
@@ -1466,6 +1644,7 @@
             <w:tcW w:type="dxa" w:w="1440"/>
           </w:tcPr>
           <w:p>
+            <w:r/>
             <w:r>
               <w:t>APPROVE as an offer only (it already is)</w:t>
             </w:r>
@@ -1476,8 +1655,9 @@
             <w:tcW w:type="dxa" w:w="1440"/>
           </w:tcPr>
           <w:p>
+            <w:r/>
             <w:r>
-              <w:t>☐</w:t>
+              <w:t>APPROVED</w:t>
             </w:r>
           </w:p>
         </w:tc>
@@ -1488,6 +1668,7 @@
             <w:tcW w:type="dxa" w:w="1440"/>
           </w:tcPr>
           <w:p>
+            <w:r/>
             <w:r>
               <w:t>23</w:t>
             </w:r>
@@ -1498,6 +1679,7 @@
             <w:tcW w:type="dxa" w:w="1440"/>
           </w:tcPr>
           <w:p>
+            <w:r/>
             <w:r>
               <w:t>R13</w:t>
             </w:r>
@@ -1508,6 +1690,7 @@
             <w:tcW w:type="dxa" w:w="1440"/>
           </w:tcPr>
           <w:p>
+            <w:r/>
             <w:r>
               <w:t>P2</w:t>
             </w:r>
@@ -1518,6 +1701,7 @@
             <w:tcW w:type="dxa" w:w="1440"/>
           </w:tcPr>
           <w:p>
+            <w:r/>
             <w:r>
               <w:t>Short-sleep threshold (Apple Health)</w:t>
             </w:r>
@@ -1528,6 +1712,7 @@
             <w:tcW w:type="dxa" w:w="1440"/>
           </w:tcPr>
           <w:p>
+            <w:r/>
             <w:r>
               <w:t>APPROVE</w:t>
             </w:r>
@@ -1538,8 +1723,9 @@
             <w:tcW w:type="dxa" w:w="1440"/>
           </w:tcPr>
           <w:p>
+            <w:r/>
             <w:r>
-              <w:t>☐</w:t>
+              <w:t>APPROVED</w:t>
             </w:r>
           </w:p>
         </w:tc>
@@ -1550,6 +1736,7 @@
             <w:tcW w:type="dxa" w:w="1440"/>
           </w:tcPr>
           <w:p>
+            <w:r/>
             <w:r>
               <w:t>24</w:t>
             </w:r>
@@ -1560,6 +1747,7 @@
             <w:tcW w:type="dxa" w:w="1440"/>
           </w:tcPr>
           <w:p>
+            <w:r/>
             <w:r>
               <w:t>OQ-18</w:t>
             </w:r>
@@ -1570,6 +1758,7 @@
             <w:tcW w:type="dxa" w:w="1440"/>
           </w:tcPr>
           <w:p>
+            <w:r/>
             <w:r>
               <w:t>P2</w:t>
             </w:r>
@@ -1580,6 +1769,7 @@
             <w:tcW w:type="dxa" w:w="1440"/>
           </w:tcPr>
           <w:p>
+            <w:r/>
             <w:r>
               <w:t>Apple Health read types</w:t>
             </w:r>
@@ -1590,6 +1780,7 @@
             <w:tcW w:type="dxa" w:w="1440"/>
           </w:tcPr>
           <w:p>
+            <w:r/>
             <w:r>
               <w:t>APPROVE only the types the engine actually uses today (sleep duration, workouts)</w:t>
             </w:r>
@@ -1600,8 +1791,9 @@
             <w:tcW w:type="dxa" w:w="1440"/>
           </w:tcPr>
           <w:p>
+            <w:r/>
             <w:r>
-              <w:t>☐</w:t>
+              <w:t>APPROVED</w:t>
             </w:r>
           </w:p>
         </w:tc>
@@ -1612,6 +1804,7 @@
             <w:tcW w:type="dxa" w:w="1440"/>
           </w:tcPr>
           <w:p>
+            <w:r/>
             <w:r>
               <w:t>25</w:t>
             </w:r>
@@ -1622,6 +1815,7 @@
             <w:tcW w:type="dxa" w:w="1440"/>
           </w:tcPr>
           <w:p>
+            <w:r/>
             <w:r>
               <w:t>R16</w:t>
             </w:r>
@@ -1632,6 +1826,7 @@
             <w:tcW w:type="dxa" w:w="1440"/>
           </w:tcPr>
           <w:p>
+            <w:r/>
             <w:r>
               <w:t>P2</w:t>
             </w:r>
@@ -1642,6 +1837,7 @@
             <w:tcW w:type="dxa" w:w="1440"/>
           </w:tcPr>
           <w:p>
+            <w:r/>
             <w:r>
               <w:t>Weekly goal and streak</w:t>
             </w:r>
@@ -1652,6 +1848,7 @@
             <w:tcW w:type="dxa" w:w="1440"/>
           </w:tcPr>
           <w:p>
+            <w:r/>
             <w:r>
               <w:t>APPROVE</w:t>
             </w:r>
@@ -1662,8 +1859,9 @@
             <w:tcW w:type="dxa" w:w="1440"/>
           </w:tcPr>
           <w:p>
+            <w:r/>
             <w:r>
-              <w:t>☐</w:t>
+              <w:t>APPROVED</w:t>
             </w:r>
           </w:p>
         </w:tc>
@@ -1674,6 +1872,7 @@
             <w:tcW w:type="dxa" w:w="1440"/>
           </w:tcPr>
           <w:p>
+            <w:r/>
             <w:r>
               <w:t>26</w:t>
             </w:r>
@@ -1684,6 +1883,7 @@
             <w:tcW w:type="dxa" w:w="1440"/>
           </w:tcPr>
           <w:p>
+            <w:r/>
             <w:r>
               <w:t>R12</w:t>
             </w:r>
@@ -1694,6 +1894,7 @@
             <w:tcW w:type="dxa" w:w="1440"/>
           </w:tcPr>
           <w:p>
+            <w:r/>
             <w:r>
               <w:t>P3</w:t>
             </w:r>
@@ -1704,6 +1905,7 @@
             <w:tcW w:type="dxa" w:w="1440"/>
           </w:tcPr>
           <w:p>
+            <w:r/>
             <w:r>
               <w:t>Rest between sets</w:t>
             </w:r>
@@ -1714,6 +1916,7 @@
             <w:tcW w:type="dxa" w:w="1440"/>
           </w:tcPr>
           <w:p>
+            <w:r/>
             <w:r>
               <w:t>APPROVE for low-intensity bodyweight work</w:t>
             </w:r>
@@ -1724,8 +1927,9 @@
             <w:tcW w:type="dxa" w:w="1440"/>
           </w:tcPr>
           <w:p>
+            <w:r/>
             <w:r>
-              <w:t>☐</w:t>
+              <w:t>APPROVED</w:t>
             </w:r>
           </w:p>
         </w:tc>
@@ -1736,6 +1940,7 @@
             <w:tcW w:type="dxa" w:w="1440"/>
           </w:tcPr>
           <w:p>
+            <w:r/>
             <w:r>
               <w:t>27</w:t>
             </w:r>
@@ -1746,6 +1951,7 @@
             <w:tcW w:type="dxa" w:w="1440"/>
           </w:tcPr>
           <w:p>
+            <w:r/>
             <w:r>
               <w:t>R2</w:t>
             </w:r>
@@ -1756,6 +1962,7 @@
             <w:tcW w:type="dxa" w:w="1440"/>
           </w:tcPr>
           <w:p>
+            <w:r/>
             <w:r>
               <w:t>P3</w:t>
             </w:r>
@@ -1766,6 +1973,7 @@
             <w:tcW w:type="dxa" w:w="1440"/>
           </w:tcPr>
           <w:p>
+            <w:r/>
             <w:r>
               <w:t>Levels per ladder</w:t>
             </w:r>
@@ -1776,6 +1984,7 @@
             <w:tcW w:type="dxa" w:w="1440"/>
           </w:tcPr>
           <w:p>
+            <w:r/>
             <w:r>
               <w:t>APPROVE for the prototype</w:t>
             </w:r>
@@ -1786,8 +1995,9 @@
             <w:tcW w:type="dxa" w:w="1440"/>
           </w:tcPr>
           <w:p>
+            <w:r/>
             <w:r>
-              <w:t>☐</w:t>
+              <w:t>APPROVED</w:t>
             </w:r>
           </w:p>
         </w:tc>
@@ -1798,6 +2008,7 @@
             <w:tcW w:type="dxa" w:w="1440"/>
           </w:tcPr>
           <w:p>
+            <w:r/>
             <w:r>
               <w:t>28</w:t>
             </w:r>
@@ -1808,6 +2019,7 @@
             <w:tcW w:type="dxa" w:w="1440"/>
           </w:tcPr>
           <w:p>
+            <w:r/>
             <w:r>
               <w:t>R6</w:t>
             </w:r>
@@ -1818,6 +2030,7 @@
             <w:tcW w:type="dxa" w:w="1440"/>
           </w:tcPr>
           <w:p>
+            <w:r/>
             <w:r>
               <w:t>P3</w:t>
             </w:r>
@@ -1828,6 +2041,7 @@
             <w:tcW w:type="dxa" w:w="1440"/>
           </w:tcPr>
           <w:p>
+            <w:r/>
             <w:r>
               <w:t>Plateau rule</w:t>
             </w:r>
@@ -1838,6 +2052,7 @@
             <w:tcW w:type="dxa" w:w="1440"/>
           </w:tcPr>
           <w:p>
+            <w:r/>
             <w:r>
               <w:t>APPROVE</w:t>
             </w:r>
@@ -1848,8 +2063,9 @@
             <w:tcW w:type="dxa" w:w="1440"/>
           </w:tcPr>
           <w:p>
+            <w:r/>
             <w:r>
-              <w:t>☐</w:t>
+              <w:t>APPROVED</w:t>
             </w:r>
           </w:p>
         </w:tc>
@@ -1860,6 +2076,7 @@
             <w:tcW w:type="dxa" w:w="1440"/>
           </w:tcPr>
           <w:p>
+            <w:r/>
             <w:r>
               <w:t>29</w:t>
             </w:r>
@@ -1870,6 +2087,7 @@
             <w:tcW w:type="dxa" w:w="1440"/>
           </w:tcPr>
           <w:p>
+            <w:r/>
             <w:r>
               <w:t>R5</w:t>
             </w:r>
@@ -1880,6 +2098,7 @@
             <w:tcW w:type="dxa" w:w="1440"/>
           </w:tcPr>
           <w:p>
+            <w:r/>
             <w:r>
               <w:t>P3</w:t>
             </w:r>
@@ -1890,6 +2109,7 @@
             <w:tcW w:type="dxa" w:w="1440"/>
           </w:tcPr>
           <w:p>
+            <w:r/>
             <w:r>
               <w:t>Anti-thrash</w:t>
             </w:r>
@@ -1900,6 +2120,7 @@
             <w:tcW w:type="dxa" w:w="1440"/>
           </w:tcPr>
           <w:p>
+            <w:r/>
             <w:r>
               <w:t>APPROVE</w:t>
             </w:r>
@@ -1910,8 +2131,9 @@
             <w:tcW w:type="dxa" w:w="1440"/>
           </w:tcPr>
           <w:p>
+            <w:r/>
             <w:r>
-              <w:t>☐</w:t>
+              <w:t>APPROVED</w:t>
             </w:r>
           </w:p>
         </w:tc>
@@ -1922,6 +2144,7 @@
             <w:tcW w:type="dxa" w:w="1440"/>
           </w:tcPr>
           <w:p>
+            <w:r/>
             <w:r>
               <w:t>30</w:t>
             </w:r>
@@ -1932,6 +2155,7 @@
             <w:tcW w:type="dxa" w:w="1440"/>
           </w:tcPr>
           <w:p>
+            <w:r/>
             <w:r>
               <w:t>R15</w:t>
             </w:r>
@@ -1942,6 +2166,7 @@
             <w:tcW w:type="dxa" w:w="1440"/>
           </w:tcPr>
           <w:p>
+            <w:r/>
             <w:r>
               <w:t>P3</w:t>
             </w:r>
@@ -1952,6 +2177,7 @@
             <w:tcW w:type="dxa" w:w="1440"/>
           </w:tcPr>
           <w:p>
+            <w:r/>
             <w:r>
               <w:t>Offer shorter sessions</w:t>
             </w:r>
@@ -1962,6 +2188,7 @@
             <w:tcW w:type="dxa" w:w="1440"/>
           </w:tcPr>
           <w:p>
+            <w:r/>
             <w:r>
               <w:t>APPROVE; re-fit from pilot data</w:t>
             </w:r>
@@ -1972,8 +2199,9 @@
             <w:tcW w:type="dxa" w:w="1440"/>
           </w:tcPr>
           <w:p>
+            <w:r/>
             <w:r>
-              <w:t>☐</w:t>
+              <w:t>APPROVED</w:t>
             </w:r>
           </w:p>
         </w:tc>
@@ -1984,6 +2212,7 @@
             <w:tcW w:type="dxa" w:w="1440"/>
           </w:tcPr>
           <w:p>
+            <w:r/>
             <w:r>
               <w:t>31</w:t>
             </w:r>
@@ -1994,6 +2223,7 @@
             <w:tcW w:type="dxa" w:w="1440"/>
           </w:tcPr>
           <w:p>
+            <w:r/>
             <w:r>
               <w:t>R22</w:t>
             </w:r>
@@ -2004,6 +2234,7 @@
             <w:tcW w:type="dxa" w:w="1440"/>
           </w:tcPr>
           <w:p>
+            <w:r/>
             <w:r>
               <w:t>P3</w:t>
             </w:r>
@@ -2014,6 +2245,7 @@
             <w:tcW w:type="dxa" w:w="1440"/>
           </w:tcPr>
           <w:p>
+            <w:r/>
             <w:r>
               <w:t>'Finished fast' cue</w:t>
             </w:r>
@@ -2024,6 +2256,7 @@
             <w:tcW w:type="dxa" w:w="1440"/>
           </w:tcPr>
           <w:p>
+            <w:r/>
             <w:r>
               <w:t>APPROVE (copy only)</w:t>
             </w:r>
@@ -2034,8 +2267,9 @@
             <w:tcW w:type="dxa" w:w="1440"/>
           </w:tcPr>
           <w:p>
+            <w:r/>
             <w:r>
-              <w:t>☐</w:t>
+              <w:t>APPROVED</w:t>
             </w:r>
           </w:p>
         </w:tc>
@@ -2046,6 +2280,7 @@
             <w:tcW w:type="dxa" w:w="1440"/>
           </w:tcPr>
           <w:p>
+            <w:r/>
             <w:r>
               <w:t>32</w:t>
             </w:r>
@@ -2056,6 +2291,7 @@
             <w:tcW w:type="dxa" w:w="1440"/>
           </w:tcPr>
           <w:p>
+            <w:r/>
             <w:r>
               <w:t>R24</w:t>
             </w:r>
@@ -2066,6 +2302,7 @@
             <w:tcW w:type="dxa" w:w="1440"/>
           </w:tcPr>
           <w:p>
+            <w:r/>
             <w:r>
               <w:t>P3</w:t>
             </w:r>
@@ -2076,6 +2313,7 @@
             <w:tcW w:type="dxa" w:w="1440"/>
           </w:tcPr>
           <w:p>
+            <w:r/>
             <w:r>
               <w:t>Experience answer → tone</w:t>
             </w:r>
@@ -2086,6 +2324,7 @@
             <w:tcW w:type="dxa" w:w="1440"/>
           </w:tcPr>
           <w:p>
+            <w:r/>
             <w:r>
               <w:t>DEFER, or remove the question to shorten onboarding (ties to OQ-16)</w:t>
             </w:r>
@@ -2096,8 +2335,9 @@
             <w:tcW w:type="dxa" w:w="1440"/>
           </w:tcPr>
           <w:p>
+            <w:r/>
             <w:r>
-              <w:t>☐</w:t>
+              <w:t>DEFERRED</w:t>
             </w:r>
           </w:p>
         </w:tc>
@@ -2108,6 +2348,7 @@
             <w:tcW w:type="dxa" w:w="1440"/>
           </w:tcPr>
           <w:p>
+            <w:r/>
             <w:r>
               <w:t>33</w:t>
             </w:r>
@@ -2118,6 +2359,7 @@
             <w:tcW w:type="dxa" w:w="1440"/>
           </w:tcPr>
           <w:p>
+            <w:r/>
             <w:r>
               <w:t>R14</w:t>
             </w:r>
@@ -2128,6 +2370,7 @@
             <w:tcW w:type="dxa" w:w="1440"/>
           </w:tcPr>
           <w:p>
+            <w:r/>
             <w:r>
               <w:t>P3</w:t>
             </w:r>
@@ -2138,6 +2381,7 @@
             <w:tcW w:type="dxa" w:w="1440"/>
           </w:tcPr>
           <w:p>
+            <w:r/>
             <w:r>
               <w:t>Default reminder time</w:t>
             </w:r>
@@ -2148,6 +2392,7 @@
             <w:tcW w:type="dxa" w:w="1440"/>
           </w:tcPr>
           <w:p>
+            <w:r/>
             <w:r>
               <w:t>APPROVE</w:t>
             </w:r>
@@ -2158,8 +2403,9 @@
             <w:tcW w:type="dxa" w:w="1440"/>
           </w:tcPr>
           <w:p>
+            <w:r/>
             <w:r>
-              <w:t>☐</w:t>
+              <w:t>APPROVED</w:t>
             </w:r>
           </w:p>
         </w:tc>
@@ -2170,6 +2416,7 @@
             <w:tcW w:type="dxa" w:w="1440"/>
           </w:tcPr>
           <w:p>
+            <w:r/>
             <w:r>
               <w:t>34</w:t>
             </w:r>
@@ -2180,6 +2427,7 @@
             <w:tcW w:type="dxa" w:w="1440"/>
           </w:tcPr>
           <w:p>
+            <w:r/>
             <w:r>
               <w:t>X1</w:t>
             </w:r>
@@ -2190,6 +2438,7 @@
             <w:tcW w:type="dxa" w:w="1440"/>
           </w:tcPr>
           <w:p>
+            <w:r/>
             <w:r>
               <w:t>P3</w:t>
             </w:r>
@@ -2200,6 +2449,7 @@
             <w:tcW w:type="dxa" w:w="1440"/>
           </w:tcPr>
           <w:p>
+            <w:r/>
             <w:r>
               <w:t>Evidence-tier labels</w:t>
             </w:r>
@@ -2210,6 +2460,7 @@
             <w:tcW w:type="dxa" w:w="1440"/>
           </w:tcPr>
           <w:p>
+            <w:r/>
             <w:r>
               <w:t>APPROVE; check the wording with users</w:t>
             </w:r>
@@ -2220,8 +2471,9 @@
             <w:tcW w:type="dxa" w:w="1440"/>
           </w:tcPr>
           <w:p>
+            <w:r/>
             <w:r>
-              <w:t>☐</w:t>
+              <w:t>APPROVED</w:t>
             </w:r>
           </w:p>
         </w:tc>
@@ -2232,6 +2484,7 @@
             <w:tcW w:type="dxa" w:w="1440"/>
           </w:tcPr>
           <w:p>
+            <w:r/>
             <w:r>
               <w:t>35</w:t>
             </w:r>
@@ -2242,6 +2495,7 @@
             <w:tcW w:type="dxa" w:w="1440"/>
           </w:tcPr>
           <w:p>
+            <w:r/>
             <w:r>
               <w:t>X3</w:t>
             </w:r>
@@ -2252,6 +2506,7 @@
             <w:tcW w:type="dxa" w:w="1440"/>
           </w:tcPr>
           <w:p>
+            <w:r/>
             <w:r>
               <w:t>P3</w:t>
             </w:r>
@@ -2262,6 +2517,7 @@
             <w:tcW w:type="dxa" w:w="1440"/>
           </w:tcPr>
           <w:p>
+            <w:r/>
             <w:r>
               <w:t>Rest-day touchpoint</w:t>
             </w:r>
@@ -2272,6 +2528,7 @@
             <w:tcW w:type="dxa" w:w="1440"/>
           </w:tcPr>
           <w:p>
+            <w:r/>
             <w:r>
               <w:t>APPROVE</w:t>
             </w:r>
@@ -2282,8 +2539,9 @@
             <w:tcW w:type="dxa" w:w="1440"/>
           </w:tcPr>
           <w:p>
+            <w:r/>
             <w:r>
-              <w:t>☐</w:t>
+              <w:t>APPROVED</w:t>
             </w:r>
           </w:p>
         </w:tc>
@@ -2294,6 +2552,7 @@
             <w:tcW w:type="dxa" w:w="1440"/>
           </w:tcPr>
           <w:p>
+            <w:r/>
             <w:r>
               <w:t>36</w:t>
             </w:r>
@@ -2304,6 +2563,7 @@
             <w:tcW w:type="dxa" w:w="1440"/>
           </w:tcPr>
           <w:p>
+            <w:r/>
             <w:r>
               <w:t>X4</w:t>
             </w:r>
@@ -2314,6 +2574,7 @@
             <w:tcW w:type="dxa" w:w="1440"/>
           </w:tcPr>
           <w:p>
+            <w:r/>
             <w:r>
               <w:t>P3</w:t>
             </w:r>
@@ -2324,6 +2585,7 @@
             <w:tcW w:type="dxa" w:w="1440"/>
           </w:tcPr>
           <w:p>
+            <w:r/>
             <w:r>
               <w:t>Measure chips and run caps</w:t>
             </w:r>
@@ -2334,6 +2596,7 @@
             <w:tcW w:type="dxa" w:w="1440"/>
           </w:tcPr>
           <w:p>
+            <w:r/>
             <w:r>
               <w:t>APPROVE</w:t>
             </w:r>
@@ -2344,8 +2607,9 @@
             <w:tcW w:type="dxa" w:w="1440"/>
           </w:tcPr>
           <w:p>
+            <w:r/>
             <w:r>
-              <w:t>☐</w:t>
+              <w:t>APPROVED</w:t>
             </w:r>
           </w:p>
         </w:tc>
@@ -2356,6 +2620,7 @@
             <w:tcW w:type="dxa" w:w="1440"/>
           </w:tcPr>
           <w:p>
+            <w:r/>
             <w:r>
               <w:t>37</w:t>
             </w:r>
@@ -2366,6 +2631,7 @@
             <w:tcW w:type="dxa" w:w="1440"/>
           </w:tcPr>
           <w:p>
+            <w:r/>
             <w:r>
               <w:t>X7</w:t>
             </w:r>
@@ -2376,6 +2642,7 @@
             <w:tcW w:type="dxa" w:w="1440"/>
           </w:tcPr>
           <w:p>
+            <w:r/>
             <w:r>
               <w:t>P3</w:t>
             </w:r>
@@ -2386,6 +2653,7 @@
             <w:tcW w:type="dxa" w:w="1440"/>
           </w:tcPr>
           <w:p>
+            <w:r/>
             <w:r>
               <w:t>Reminder demo</w:t>
             </w:r>
@@ -2396,6 +2664,7 @@
             <w:tcW w:type="dxa" w:w="1440"/>
           </w:tcPr>
           <w:p>
+            <w:r/>
             <w:r>
               <w:t>APPROVE</w:t>
             </w:r>
@@ -2406,8 +2675,9 @@
             <w:tcW w:type="dxa" w:w="1440"/>
           </w:tcPr>
           <w:p>
+            <w:r/>
             <w:r>
-              <w:t>☐</w:t>
+              <w:t>APPROVED</w:t>
             </w:r>
           </w:p>
         </w:tc>
@@ -2418,6 +2688,7 @@
             <w:tcW w:type="dxa" w:w="1440"/>
           </w:tcPr>
           <w:p>
+            <w:r/>
             <w:r>
               <w:t>38</w:t>
             </w:r>
@@ -2428,6 +2699,7 @@
             <w:tcW w:type="dxa" w:w="1440"/>
           </w:tcPr>
           <w:p>
+            <w:r/>
             <w:r>
               <w:t>X8</w:t>
             </w:r>
@@ -2438,6 +2710,7 @@
             <w:tcW w:type="dxa" w:w="1440"/>
           </w:tcPr>
           <w:p>
+            <w:r/>
             <w:r>
               <w:t>P3</w:t>
             </w:r>
@@ -2448,6 +2721,7 @@
             <w:tcW w:type="dxa" w:w="1440"/>
           </w:tcPr>
           <w:p>
+            <w:r/>
             <w:r>
               <w:t>Look of the 3D coach</w:t>
             </w:r>
@@ -2458,6 +2732,7 @@
             <w:tcW w:type="dxa" w:w="1440"/>
           </w:tcPr>
           <w:p>
+            <w:r/>
             <w:r>
               <w:t>APPROVE for the prototype</w:t>
             </w:r>
@@ -2468,8 +2743,9 @@
             <w:tcW w:type="dxa" w:w="1440"/>
           </w:tcPr>
           <w:p>
+            <w:r/>
             <w:r>
-              <w:t>☐</w:t>
+              <w:t>APPROVED</w:t>
             </w:r>
           </w:p>
         </w:tc>
@@ -2480,6 +2756,7 @@
             <w:tcW w:type="dxa" w:w="1440"/>
           </w:tcPr>
           <w:p>
+            <w:r/>
             <w:r>
               <w:t>39</w:t>
             </w:r>
@@ -2490,6 +2767,7 @@
             <w:tcW w:type="dxa" w:w="1440"/>
           </w:tcPr>
           <w:p>
+            <w:r/>
             <w:r>
               <w:t>X9</w:t>
             </w:r>
@@ -2500,6 +2778,7 @@
             <w:tcW w:type="dxa" w:w="1440"/>
           </w:tcPr>
           <w:p>
+            <w:r/>
             <w:r>
               <w:t>P3</w:t>
             </w:r>
@@ -2510,6 +2789,7 @@
             <w:tcW w:type="dxa" w:w="1440"/>
           </w:tcPr>
           <w:p>
+            <w:r/>
             <w:r>
               <w:t>Demo animations needed</w:t>
             </w:r>
@@ -2520,6 +2800,7 @@
             <w:tcW w:type="dxa" w:w="1440"/>
           </w:tcPr>
           <w:p>
+            <w:r/>
             <w:r>
               <w:t>DECIDE on a budget: commission CC0 or owned mocap clips, and have a coach check the form before shipping</w:t>
             </w:r>
@@ -2530,8 +2811,9 @@
             <w:tcW w:type="dxa" w:w="1440"/>
           </w:tcPr>
           <w:p>
+            <w:r/>
             <w:r>
-              <w:t>☐</w:t>
+              <w:t>DEFERRED</w:t>
             </w:r>
           </w:p>
         </w:tc>
@@ -2542,6 +2824,7 @@
             <w:tcW w:type="dxa" w:w="1440"/>
           </w:tcPr>
           <w:p>
+            <w:r/>
             <w:r>
               <w:t>40</w:t>
             </w:r>
@@ -2552,6 +2835,7 @@
             <w:tcW w:type="dxa" w:w="1440"/>
           </w:tcPr>
           <w:p>
+            <w:r/>
             <w:r>
               <w:t>OQ-9</w:t>
             </w:r>
@@ -2562,6 +2846,7 @@
             <w:tcW w:type="dxa" w:w="1440"/>
           </w:tcPr>
           <w:p>
+            <w:r/>
             <w:r>
               <w:t>P3</w:t>
             </w:r>
@@ -2572,6 +2857,7 @@
             <w:tcW w:type="dxa" w:w="1440"/>
           </w:tcPr>
           <w:p>
+            <w:r/>
             <w:r>
               <w:t>Holidays</w:t>
             </w:r>
@@ -2582,6 +2868,7 @@
             <w:tcW w:type="dxa" w:w="1440"/>
           </w:tcPr>
           <w:p>
+            <w:r/>
             <w:r>
               <w:t>APPROVE locale only</w:t>
             </w:r>
@@ -2592,8 +2879,9 @@
             <w:tcW w:type="dxa" w:w="1440"/>
           </w:tcPr>
           <w:p>
+            <w:r/>
             <w:r>
-              <w:t>☐</w:t>
+              <w:t>APPROVED</w:t>
             </w:r>
           </w:p>
         </w:tc>
@@ -2604,6 +2892,7 @@
             <w:tcW w:type="dxa" w:w="1440"/>
           </w:tcPr>
           <w:p>
+            <w:r/>
             <w:r>
               <w:t>41</w:t>
             </w:r>
@@ -2614,6 +2903,7 @@
             <w:tcW w:type="dxa" w:w="1440"/>
           </w:tcPr>
           <w:p>
+            <w:r/>
             <w:r>
               <w:t>OQ-11</w:t>
             </w:r>
@@ -2624,6 +2914,7 @@
             <w:tcW w:type="dxa" w:w="1440"/>
           </w:tcPr>
           <w:p>
+            <w:r/>
             <w:r>
               <w:t>P3</w:t>
             </w:r>
@@ -2634,6 +2925,7 @@
             <w:tcW w:type="dxa" w:w="1440"/>
           </w:tcPr>
           <w:p>
+            <w:r/>
             <w:r>
               <w:t>Backups / export</w:t>
             </w:r>
@@ -2644,6 +2936,7 @@
             <w:tcW w:type="dxa" w:w="1440"/>
           </w:tcPr>
           <w:p>
+            <w:r/>
             <w:r>
               <w:t>DEFER to the native build</w:t>
             </w:r>
@@ -2654,8 +2947,9 @@
             <w:tcW w:type="dxa" w:w="1440"/>
           </w:tcPr>
           <w:p>
+            <w:r/>
             <w:r>
-              <w:t>☐</w:t>
+              <w:t>DEFERRED</w:t>
             </w:r>
           </w:p>
         </w:tc>
@@ -2666,6 +2960,7 @@
             <w:tcW w:type="dxa" w:w="1440"/>
           </w:tcPr>
           <w:p>
+            <w:r/>
             <w:r>
               <w:t>42</w:t>
             </w:r>
@@ -2676,6 +2971,7 @@
             <w:tcW w:type="dxa" w:w="1440"/>
           </w:tcPr>
           <w:p>
+            <w:r/>
             <w:r>
               <w:t>OQ-12</w:t>
             </w:r>
@@ -2686,6 +2982,7 @@
             <w:tcW w:type="dxa" w:w="1440"/>
           </w:tcPr>
           <w:p>
+            <w:r/>
             <w:r>
               <w:t>P3</w:t>
             </w:r>
@@ -2696,6 +2993,7 @@
             <w:tcW w:type="dxa" w:w="1440"/>
           </w:tcPr>
           <w:p>
+            <w:r/>
             <w:r>
               <w:t>First name for voice</w:t>
             </w:r>
@@ -2706,6 +3004,7 @@
             <w:tcW w:type="dxa" w:w="1440"/>
           </w:tcPr>
           <w:p>
+            <w:r/>
             <w:r>
               <w:t>DEFER; test it in the pilot</w:t>
             </w:r>
@@ -2716,8 +3015,9 @@
             <w:tcW w:type="dxa" w:w="1440"/>
           </w:tcPr>
           <w:p>
+            <w:r/>
             <w:r>
-              <w:t>☐</w:t>
+              <w:t>DEFERRED</w:t>
             </w:r>
           </w:p>
         </w:tc>
@@ -2728,6 +3028,7 @@
             <w:tcW w:type="dxa" w:w="1440"/>
           </w:tcPr>
           <w:p>
+            <w:r/>
             <w:r>
               <w:t>43</w:t>
             </w:r>
@@ -2738,6 +3039,7 @@
             <w:tcW w:type="dxa" w:w="1440"/>
           </w:tcPr>
           <w:p>
+            <w:r/>
             <w:r>
               <w:t>OQ-13</w:t>
             </w:r>
@@ -2748,6 +3050,7 @@
             <w:tcW w:type="dxa" w:w="1440"/>
           </w:tcPr>
           <w:p>
+            <w:r/>
             <w:r>
               <w:t>P3</w:t>
             </w:r>
@@ -2758,6 +3061,7 @@
             <w:tcW w:type="dxa" w:w="1440"/>
           </w:tcPr>
           <w:p>
+            <w:r/>
             <w:r>
               <w:t>Voice reliability</w:t>
             </w:r>
@@ -2768,6 +3072,7 @@
             <w:tcW w:type="dxa" w:w="1440"/>
           </w:tcPr>
           <w:p>
+            <w:r/>
             <w:r>
               <w:t>APPROVE, because the buttons are always on screen</w:t>
             </w:r>
@@ -2778,8 +3083,9 @@
             <w:tcW w:type="dxa" w:w="1440"/>
           </w:tcPr>
           <w:p>
+            <w:r/>
             <w:r>
-              <w:t>☐</w:t>
+              <w:t>APPROVED</w:t>
             </w:r>
           </w:p>
         </w:tc>
@@ -2790,6 +3096,7 @@
             <w:tcW w:type="dxa" w:w="1440"/>
           </w:tcPr>
           <w:p>
+            <w:r/>
             <w:r>
               <w:t>44</w:t>
             </w:r>
@@ -2800,6 +3107,7 @@
             <w:tcW w:type="dxa" w:w="1440"/>
           </w:tcPr>
           <w:p>
+            <w:r/>
             <w:r>
               <w:t>OQ-16</w:t>
             </w:r>
@@ -2810,6 +3118,7 @@
             <w:tcW w:type="dxa" w:w="1440"/>
           </w:tcPr>
           <w:p>
+            <w:r/>
             <w:r>
               <w:t>P3</w:t>
             </w:r>
@@ -2820,6 +3129,7 @@
             <w:tcW w:type="dxa" w:w="1440"/>
           </w:tcPr>
           <w:p>
+            <w:r/>
             <w:r>
               <w:t>Screen count</w:t>
             </w:r>
@@ -2830,6 +3140,7 @@
             <w:tcW w:type="dxa" w:w="1440"/>
           </w:tcPr>
           <w:p>
+            <w:r/>
             <w:r>
               <w:t>DEFER to user testing</w:t>
             </w:r>
@@ -2840,8 +3151,9 @@
             <w:tcW w:type="dxa" w:w="1440"/>
           </w:tcPr>
           <w:p>
+            <w:r/>
             <w:r>
-              <w:t>☐</w:t>
+              <w:t>DEFERRED</w:t>
             </w:r>
           </w:p>
         </w:tc>
@@ -2849,7 +3161,7 @@
     </w:tbl>
     <w:p>
       <w:pPr>
-        <w:pStyle w:val="Heading1"/>
+        <w:pStyle w:val="Heading2"/>
       </w:pPr>
       <w:r>
         <w:t>Items</w:t>
@@ -2857,7 +3169,7 @@
     </w:p>
     <w:p>
       <w:pPr>
-        <w:pStyle w:val="Heading2"/>
+        <w:pStyle w:val="Heading3"/>
       </w:pPr>
       <w:r>
         <w:t>1. R19 — When does calibration end? (P1)</w:t>
@@ -2867,7 +3179,6 @@
       <w:pPr>
         <w:pStyle w:val="ListBullet"/>
       </w:pPr>
-      <w:r/>
       <w:r>
         <w:rPr>
           <w:b/>
@@ -2882,7 +3193,6 @@
       <w:pPr>
         <w:pStyle w:val="ListBullet"/>
       </w:pPr>
-      <w:r/>
       <w:r>
         <w:rPr>
           <w:b/>
@@ -2897,7 +3207,6 @@
       <w:pPr>
         <w:pStyle w:val="ListBullet"/>
       </w:pPr>
-      <w:r/>
       <w:r>
         <w:rPr>
           <w:b/>
@@ -2912,7 +3221,6 @@
       <w:pPr>
         <w:pStyle w:val="ListBullet"/>
       </w:pPr>
-      <w:r/>
       <w:r>
         <w:rPr>
           <w:b/>
@@ -2927,7 +3235,6 @@
       <w:pPr>
         <w:pStyle w:val="ListBullet"/>
       </w:pPr>
-      <w:r/>
       <w:r>
         <w:rPr>
           <w:b/>
@@ -2942,7 +3249,6 @@
       <w:pPr>
         <w:pStyle w:val="ListBullet"/>
       </w:pPr>
-      <w:r/>
       <w:r>
         <w:rPr>
           <w:b/>
@@ -2950,21 +3256,12 @@
         <w:t>Decision:</w:t>
       </w:r>
       <w:r>
-        <w:t xml:space="preserve"> APPROVED / CHANGED / DEFERRED ________  </w:t>
-      </w:r>
-      <w:r>
-        <w:rPr>
-          <w:b/>
-        </w:rPr>
-        <w:t>New value / notes:</w:t>
-      </w:r>
-      <w:r>
-        <w:t xml:space="preserve"> ________________</w:t>
+        <w:t xml:space="preserve"> APPROVED — 2026-10-27, owner (vamsimadhav).</w:t>
       </w:r>
     </w:p>
     <w:p>
       <w:pPr>
-        <w:pStyle w:val="Heading2"/>
+        <w:pStyle w:val="Heading3"/>
       </w:pPr>
       <w:r>
         <w:t>2. R21 — Performance Score formula (P1)</w:t>
@@ -2974,7 +3271,6 @@
       <w:pPr>
         <w:pStyle w:val="ListBullet"/>
       </w:pPr>
-      <w:r/>
       <w:r>
         <w:rPr>
           <w:b/>
@@ -2989,7 +3285,6 @@
       <w:pPr>
         <w:pStyle w:val="ListBullet"/>
       </w:pPr>
-      <w:r/>
       <w:r>
         <w:rPr>
           <w:b/>
@@ -3004,7 +3299,6 @@
       <w:pPr>
         <w:pStyle w:val="ListBullet"/>
       </w:pPr>
-      <w:r/>
       <w:r>
         <w:rPr>
           <w:b/>
@@ -3019,7 +3313,6 @@
       <w:pPr>
         <w:pStyle w:val="ListBullet"/>
       </w:pPr>
-      <w:r/>
       <w:r>
         <w:rPr>
           <w:b/>
@@ -3034,7 +3327,6 @@
       <w:pPr>
         <w:pStyle w:val="ListBullet"/>
       </w:pPr>
-      <w:r/>
       <w:r>
         <w:rPr>
           <w:b/>
@@ -3049,7 +3341,6 @@
       <w:pPr>
         <w:pStyle w:val="ListBullet"/>
       </w:pPr>
-      <w:r/>
       <w:r>
         <w:rPr>
           <w:b/>
@@ -3057,21 +3348,12 @@
         <w:t>Decision:</w:t>
       </w:r>
       <w:r>
-        <w:t xml:space="preserve"> APPROVED / CHANGED / DEFERRED ________  </w:t>
-      </w:r>
-      <w:r>
-        <w:rPr>
-          <w:b/>
-        </w:rPr>
-        <w:t>New value / notes:</w:t>
-      </w:r>
-      <w:r>
-        <w:t xml:space="preserve"> ________________</w:t>
+        <w:t xml:space="preserve"> APPROVED — 2026-10-27, owner (vamsimadhav).</w:t>
       </w:r>
     </w:p>
     <w:p>
       <w:pPr>
-        <w:pStyle w:val="Heading2"/>
+        <w:pStyle w:val="Heading3"/>
       </w:pPr>
       <w:r>
         <w:t>3. R7 — Gentle-mode level cap and step spacing (P1 safety)</w:t>
@@ -3081,7 +3363,6 @@
       <w:pPr>
         <w:pStyle w:val="ListBullet"/>
       </w:pPr>
-      <w:r/>
       <w:r>
         <w:rPr>
           <w:b/>
@@ -3096,7 +3377,6 @@
       <w:pPr>
         <w:pStyle w:val="ListBullet"/>
       </w:pPr>
-      <w:r/>
       <w:r>
         <w:rPr>
           <w:b/>
@@ -3111,7 +3391,6 @@
       <w:pPr>
         <w:pStyle w:val="ListBullet"/>
       </w:pPr>
-      <w:r/>
       <w:r>
         <w:rPr>
           <w:b/>
@@ -3126,7 +3405,6 @@
       <w:pPr>
         <w:pStyle w:val="ListBullet"/>
       </w:pPr>
-      <w:r/>
       <w:r>
         <w:rPr>
           <w:b/>
@@ -3141,7 +3419,6 @@
       <w:pPr>
         <w:pStyle w:val="ListBullet"/>
       </w:pPr>
-      <w:r/>
       <w:r>
         <w:rPr>
           <w:b/>
@@ -3156,7 +3433,6 @@
       <w:pPr>
         <w:pStyle w:val="ListBullet"/>
       </w:pPr>
-      <w:r/>
       <w:r>
         <w:rPr>
           <w:b/>
@@ -3164,21 +3440,21 @@
         <w:t>Decision:</w:t>
       </w:r>
       <w:r>
-        <w:t xml:space="preserve"> APPROVED / CHANGED / DEFERRED ________  </w:t>
+        <w:t xml:space="preserve"> APPROVED — 2026-10-27, owner (vamsimadhav). </w:t>
       </w:r>
       <w:r>
         <w:rPr>
           <w:b/>
         </w:rPr>
-        <w:t>New value / notes:</w:t>
-      </w:r>
-      <w:r>
-        <w:t xml:space="preserve"> ________________</w:t>
+        <w:t>Notes:</w:t>
+      </w:r>
+      <w:r>
+        <w:t xml:space="preserve"> Physio review still required before launch</w:t>
       </w:r>
     </w:p>
     <w:p>
       <w:pPr>
-        <w:pStyle w:val="Heading2"/>
+        <w:pStyle w:val="Heading3"/>
       </w:pPr>
       <w:r>
         <w:t>4. R11 — What pain at check-in does (P1 safety)</w:t>
@@ -3188,7 +3464,6 @@
       <w:pPr>
         <w:pStyle w:val="ListBullet"/>
       </w:pPr>
-      <w:r/>
       <w:r>
         <w:rPr>
           <w:b/>
@@ -3203,7 +3478,6 @@
       <w:pPr>
         <w:pStyle w:val="ListBullet"/>
       </w:pPr>
-      <w:r/>
       <w:r>
         <w:rPr>
           <w:b/>
@@ -3218,7 +3492,6 @@
       <w:pPr>
         <w:pStyle w:val="ListBullet"/>
       </w:pPr>
-      <w:r/>
       <w:r>
         <w:rPr>
           <w:b/>
@@ -3233,7 +3506,6 @@
       <w:pPr>
         <w:pStyle w:val="ListBullet"/>
       </w:pPr>
-      <w:r/>
       <w:r>
         <w:rPr>
           <w:b/>
@@ -3248,7 +3520,6 @@
       <w:pPr>
         <w:pStyle w:val="ListBullet"/>
       </w:pPr>
-      <w:r/>
       <w:r>
         <w:rPr>
           <w:b/>
@@ -3263,7 +3534,6 @@
       <w:pPr>
         <w:pStyle w:val="ListBullet"/>
       </w:pPr>
-      <w:r/>
       <w:r>
         <w:rPr>
           <w:b/>
@@ -3271,21 +3541,21 @@
         <w:t>Decision:</w:t>
       </w:r>
       <w:r>
-        <w:t xml:space="preserve"> APPROVED / CHANGED / DEFERRED ________  </w:t>
+        <w:t xml:space="preserve"> APPROVED — 2026-10-27, owner (vamsimadhav). </w:t>
       </w:r>
       <w:r>
         <w:rPr>
           <w:b/>
         </w:rPr>
-        <w:t>New value / notes:</w:t>
-      </w:r>
-      <w:r>
-        <w:t xml:space="preserve"> ________________</w:t>
+        <w:t>Notes:</w:t>
+      </w:r>
+      <w:r>
+        <w:t xml:space="preserve"> Clinical review still required before launch</w:t>
       </w:r>
     </w:p>
     <w:p>
       <w:pPr>
-        <w:pStyle w:val="Heading2"/>
+        <w:pStyle w:val="Heading3"/>
       </w:pPr>
       <w:r>
         <w:t>5. R17 — One-tap 'I feel good — start workout' (P1 safety)</w:t>
@@ -3295,7 +3565,6 @@
       <w:pPr>
         <w:pStyle w:val="ListBullet"/>
       </w:pPr>
-      <w:r/>
       <w:r>
         <w:rPr>
           <w:b/>
@@ -3310,7 +3579,6 @@
       <w:pPr>
         <w:pStyle w:val="ListBullet"/>
       </w:pPr>
-      <w:r/>
       <w:r>
         <w:rPr>
           <w:b/>
@@ -3325,7 +3593,6 @@
       <w:pPr>
         <w:pStyle w:val="ListBullet"/>
       </w:pPr>
-      <w:r/>
       <w:r>
         <w:rPr>
           <w:b/>
@@ -3340,7 +3607,6 @@
       <w:pPr>
         <w:pStyle w:val="ListBullet"/>
       </w:pPr>
-      <w:r/>
       <w:r>
         <w:rPr>
           <w:b/>
@@ -3355,7 +3621,6 @@
       <w:pPr>
         <w:pStyle w:val="ListBullet"/>
       </w:pPr>
-      <w:r/>
       <w:r>
         <w:rPr>
           <w:b/>
@@ -3370,7 +3635,6 @@
       <w:pPr>
         <w:pStyle w:val="ListBullet"/>
       </w:pPr>
-      <w:r/>
       <w:r>
         <w:rPr>
           <w:b/>
@@ -3378,21 +3642,21 @@
         <w:t>Decision:</w:t>
       </w:r>
       <w:r>
-        <w:t xml:space="preserve"> APPROVED / CHANGED / DEFERRED ________  </w:t>
+        <w:t xml:space="preserve"> APPROVED — 2026-10-27, owner (vamsimadhav). </w:t>
       </w:r>
       <w:r>
         <w:rPr>
           <w:b/>
         </w:rPr>
-        <w:t>New value / notes:</w:t>
-      </w:r>
-      <w:r>
-        <w:t xml:space="preserve"> ________________</w:t>
+        <w:t>Notes:</w:t>
+      </w:r>
+      <w:r>
+        <w:t xml:space="preserve"> Pilot comparison of pain-report rates (one-tap vs full check-in)</w:t>
       </w:r>
     </w:p>
     <w:p>
       <w:pPr>
-        <w:pStyle w:val="Heading2"/>
+        <w:pStyle w:val="Heading3"/>
       </w:pPr>
       <w:r>
         <w:t>6. R23 — After-session check-in effects (P1 safety (pain path))</w:t>
@@ -3402,7 +3666,6 @@
       <w:pPr>
         <w:pStyle w:val="ListBullet"/>
       </w:pPr>
-      <w:r/>
       <w:r>
         <w:rPr>
           <w:b/>
@@ -3417,7 +3680,6 @@
       <w:pPr>
         <w:pStyle w:val="ListBullet"/>
       </w:pPr>
-      <w:r/>
       <w:r>
         <w:rPr>
           <w:b/>
@@ -3432,7 +3694,6 @@
       <w:pPr>
         <w:pStyle w:val="ListBullet"/>
       </w:pPr>
-      <w:r/>
       <w:r>
         <w:rPr>
           <w:b/>
@@ -3447,7 +3708,6 @@
       <w:pPr>
         <w:pStyle w:val="ListBullet"/>
       </w:pPr>
-      <w:r/>
       <w:r>
         <w:rPr>
           <w:b/>
@@ -3462,7 +3722,6 @@
       <w:pPr>
         <w:pStyle w:val="ListBullet"/>
       </w:pPr>
-      <w:r/>
       <w:r>
         <w:rPr>
           <w:b/>
@@ -3477,7 +3736,6 @@
       <w:pPr>
         <w:pStyle w:val="ListBullet"/>
       </w:pPr>
-      <w:r/>
       <w:r>
         <w:rPr>
           <w:b/>
@@ -3485,21 +3743,21 @@
         <w:t>Decision:</w:t>
       </w:r>
       <w:r>
-        <w:t xml:space="preserve"> APPROVED / CHANGED / DEFERRED ________  </w:t>
+        <w:t xml:space="preserve"> APPROVED — 2026-10-27, owner (vamsimadhav). </w:t>
       </w:r>
       <w:r>
         <w:rPr>
           <w:b/>
         </w:rPr>
-        <w:t>New value / notes:</w:t>
-      </w:r>
-      <w:r>
-        <w:t xml:space="preserve"> ________________</w:t>
+        <w:t>Notes:</w:t>
+      </w:r>
+      <w:r>
+        <w:t xml:space="preserve"> CHANGE option (act only after 2 hard ratings in a row) not applied — owner may choose</w:t>
       </w:r>
     </w:p>
     <w:p>
       <w:pPr>
-        <w:pStyle w:val="Heading2"/>
+        <w:pStyle w:val="Heading3"/>
       </w:pPr>
       <w:r>
         <w:t>7. R25 — Swap / skip reasons and responses (P1 safety (pain path))</w:t>
@@ -3509,7 +3767,6 @@
       <w:pPr>
         <w:pStyle w:val="ListBullet"/>
       </w:pPr>
-      <w:r/>
       <w:r>
         <w:rPr>
           <w:b/>
@@ -3524,7 +3781,6 @@
       <w:pPr>
         <w:pStyle w:val="ListBullet"/>
       </w:pPr>
-      <w:r/>
       <w:r>
         <w:rPr>
           <w:b/>
@@ -3539,7 +3795,6 @@
       <w:pPr>
         <w:pStyle w:val="ListBullet"/>
       </w:pPr>
-      <w:r/>
       <w:r>
         <w:rPr>
           <w:b/>
@@ -3554,7 +3809,6 @@
       <w:pPr>
         <w:pStyle w:val="ListBullet"/>
       </w:pPr>
-      <w:r/>
       <w:r>
         <w:rPr>
           <w:b/>
@@ -3569,7 +3823,6 @@
       <w:pPr>
         <w:pStyle w:val="ListBullet"/>
       </w:pPr>
-      <w:r/>
       <w:r>
         <w:rPr>
           <w:b/>
@@ -3584,7 +3837,6 @@
       <w:pPr>
         <w:pStyle w:val="ListBullet"/>
       </w:pPr>
-      <w:r/>
       <w:r>
         <w:rPr>
           <w:b/>
@@ -3592,21 +3844,21 @@
         <w:t>Decision:</w:t>
       </w:r>
       <w:r>
-        <w:t xml:space="preserve"> APPROVED / CHANGED / DEFERRED ________  </w:t>
+        <w:t xml:space="preserve"> APPROVED — 2026-10-27, owner (vamsimadhav). </w:t>
       </w:r>
       <w:r>
         <w:rPr>
           <w:b/>
         </w:rPr>
-        <w:t>New value / notes:</w:t>
-      </w:r>
-      <w:r>
-        <w:t xml:space="preserve"> ________________</w:t>
+        <w:t>Notes:</w:t>
+      </w:r>
+      <w:r>
+        <w:t xml:space="preserve"> Implemented: note after 3 skips of the same movement in 14 days (not on the pain path)</w:t>
       </w:r>
     </w:p>
     <w:p>
       <w:pPr>
-        <w:pStyle w:val="Heading2"/>
+        <w:pStyle w:val="Heading3"/>
       </w:pPr>
       <w:r>
         <w:t>8. X2 — Tolerance labels (P1 safety)</w:t>
@@ -3616,7 +3868,6 @@
       <w:pPr>
         <w:pStyle w:val="ListBullet"/>
       </w:pPr>
-      <w:r/>
       <w:r>
         <w:rPr>
           <w:b/>
@@ -3631,7 +3882,6 @@
       <w:pPr>
         <w:pStyle w:val="ListBullet"/>
       </w:pPr>
-      <w:r/>
       <w:r>
         <w:rPr>
           <w:b/>
@@ -3646,7 +3896,6 @@
       <w:pPr>
         <w:pStyle w:val="ListBullet"/>
       </w:pPr>
-      <w:r/>
       <w:r>
         <w:rPr>
           <w:b/>
@@ -3661,7 +3910,6 @@
       <w:pPr>
         <w:pStyle w:val="ListBullet"/>
       </w:pPr>
-      <w:r/>
       <w:r>
         <w:rPr>
           <w:b/>
@@ -3676,7 +3924,6 @@
       <w:pPr>
         <w:pStyle w:val="ListBullet"/>
       </w:pPr>
-      <w:r/>
       <w:r>
         <w:rPr>
           <w:b/>
@@ -3691,7 +3938,6 @@
       <w:pPr>
         <w:pStyle w:val="ListBullet"/>
       </w:pPr>
-      <w:r/>
       <w:r>
         <w:rPr>
           <w:b/>
@@ -3699,21 +3945,21 @@
         <w:t>Decision:</w:t>
       </w:r>
       <w:r>
-        <w:t xml:space="preserve"> APPROVED / CHANGED / DEFERRED ________  </w:t>
+        <w:t xml:space="preserve"> APPROVED — 2026-10-27, owner (vamsimadhav). </w:t>
       </w:r>
       <w:r>
         <w:rPr>
           <w:b/>
         </w:rPr>
-        <w:t>New value / notes:</w:t>
-      </w:r>
-      <w:r>
-        <w:t xml:space="preserve"> ________________</w:t>
+        <w:t>Notes:</w:t>
+      </w:r>
+      <w:r>
+        <w:t xml:space="preserve"> Clinical review still required before launch</w:t>
       </w:r>
     </w:p>
     <w:p>
       <w:pPr>
-        <w:pStyle w:val="Heading2"/>
+        <w:pStyle w:val="Heading3"/>
       </w:pPr>
       <w:r>
         <w:t>9. X6 — Injury-flag mapping at plan start (P1 safety)</w:t>
@@ -3723,7 +3969,6 @@
       <w:pPr>
         <w:pStyle w:val="ListBullet"/>
       </w:pPr>
-      <w:r/>
       <w:r>
         <w:rPr>
           <w:b/>
@@ -3738,7 +3983,6 @@
       <w:pPr>
         <w:pStyle w:val="ListBullet"/>
       </w:pPr>
-      <w:r/>
       <w:r>
         <w:rPr>
           <w:b/>
@@ -3753,7 +3997,6 @@
       <w:pPr>
         <w:pStyle w:val="ListBullet"/>
       </w:pPr>
-      <w:r/>
       <w:r>
         <w:rPr>
           <w:b/>
@@ -3768,7 +4011,6 @@
       <w:pPr>
         <w:pStyle w:val="ListBullet"/>
       </w:pPr>
-      <w:r/>
       <w:r>
         <w:rPr>
           <w:b/>
@@ -3783,7 +4025,6 @@
       <w:pPr>
         <w:pStyle w:val="ListBullet"/>
       </w:pPr>
-      <w:r/>
       <w:r>
         <w:rPr>
           <w:b/>
@@ -3798,7 +4039,6 @@
       <w:pPr>
         <w:pStyle w:val="ListBullet"/>
       </w:pPr>
-      <w:r/>
       <w:r>
         <w:rPr>
           <w:b/>
@@ -3806,21 +4046,21 @@
         <w:t>Decision:</w:t>
       </w:r>
       <w:r>
-        <w:t xml:space="preserve"> APPROVED / CHANGED / DEFERRED ________  </w:t>
+        <w:t xml:space="preserve"> DEFERRED — 2026-10-27, owner (vamsimadhav). </w:t>
       </w:r>
       <w:r>
         <w:rPr>
           <w:b/>
         </w:rPr>
-        <w:t>New value / notes:</w:t>
-      </w:r>
-      <w:r>
-        <w:t xml:space="preserve"> ________________</w:t>
+        <w:t>Reason:</w:t>
+      </w:r>
+      <w:r>
+        <w:t xml:space="preserve"> Needs physio review of the injury map; current conservative map stays until signed off before launch</w:t>
       </w:r>
     </w:p>
     <w:p>
       <w:pPr>
-        <w:pStyle w:val="Heading2"/>
+        <w:pStyle w:val="Heading3"/>
       </w:pPr>
       <w:r>
         <w:t>10. OQ-1a — Pelvic-floor physio review (postpartum) (P1 safety)</w:t>
@@ -3830,7 +4070,6 @@
       <w:pPr>
         <w:pStyle w:val="ListBullet"/>
       </w:pPr>
-      <w:r/>
       <w:r>
         <w:rPr>
           <w:b/>
@@ -3845,7 +4084,6 @@
       <w:pPr>
         <w:pStyle w:val="ListBullet"/>
       </w:pPr>
-      <w:r/>
       <w:r>
         <w:rPr>
           <w:b/>
@@ -3860,7 +4098,6 @@
       <w:pPr>
         <w:pStyle w:val="ListBullet"/>
       </w:pPr>
-      <w:r/>
       <w:r>
         <w:rPr>
           <w:b/>
@@ -3875,7 +4112,6 @@
       <w:pPr>
         <w:pStyle w:val="ListBullet"/>
       </w:pPr>
-      <w:r/>
       <w:r>
         <w:rPr>
           <w:b/>
@@ -3890,7 +4126,6 @@
       <w:pPr>
         <w:pStyle w:val="ListBullet"/>
       </w:pPr>
-      <w:r/>
       <w:r>
         <w:rPr>
           <w:b/>
@@ -3905,7 +4140,6 @@
       <w:pPr>
         <w:pStyle w:val="ListBullet"/>
       </w:pPr>
-      <w:r/>
       <w:r>
         <w:rPr>
           <w:b/>
@@ -3913,21 +4147,21 @@
         <w:t>Decision:</w:t>
       </w:r>
       <w:r>
-        <w:t xml:space="preserve"> APPROVED / CHANGED / DEFERRED ________  </w:t>
+        <w:t xml:space="preserve"> DEFERRED — 2026-10-27, owner (vamsimadhav). </w:t>
       </w:r>
       <w:r>
         <w:rPr>
           <w:b/>
         </w:rPr>
-        <w:t>New value / notes:</w:t>
-      </w:r>
-      <w:r>
-        <w:t xml:space="preserve"> ________________</w:t>
+        <w:t>Reason:</w:t>
+      </w:r>
+      <w:r>
+        <w:t xml:space="preserve"> Needs pelvic-floor physio review before launch. Interim: C-section line "follow your clinician's advice on timing" added</w:t>
       </w:r>
     </w:p>
     <w:p>
       <w:pPr>
-        <w:pStyle w:val="Heading2"/>
+        <w:pStyle w:val="Heading3"/>
       </w:pPr>
       <w:r>
         <w:t>11. OQ-5 — Red-flag wording sign-off (P1 safety)</w:t>
@@ -3937,7 +4171,6 @@
       <w:pPr>
         <w:pStyle w:val="ListBullet"/>
       </w:pPr>
-      <w:r/>
       <w:r>
         <w:rPr>
           <w:b/>
@@ -3952,7 +4185,6 @@
       <w:pPr>
         <w:pStyle w:val="ListBullet"/>
       </w:pPr>
-      <w:r/>
       <w:r>
         <w:rPr>
           <w:b/>
@@ -3967,7 +4199,6 @@
       <w:pPr>
         <w:pStyle w:val="ListBullet"/>
       </w:pPr>
-      <w:r/>
       <w:r>
         <w:rPr>
           <w:b/>
@@ -3982,7 +4213,6 @@
       <w:pPr>
         <w:pStyle w:val="ListBullet"/>
       </w:pPr>
-      <w:r/>
       <w:r>
         <w:rPr>
           <w:b/>
@@ -3997,7 +4227,6 @@
       <w:pPr>
         <w:pStyle w:val="ListBullet"/>
       </w:pPr>
-      <w:r/>
       <w:r>
         <w:rPr>
           <w:b/>
@@ -4012,7 +4241,6 @@
       <w:pPr>
         <w:pStyle w:val="ListBullet"/>
       </w:pPr>
-      <w:r/>
       <w:r>
         <w:rPr>
           <w:b/>
@@ -4020,21 +4248,21 @@
         <w:t>Decision:</w:t>
       </w:r>
       <w:r>
-        <w:t xml:space="preserve"> APPROVED / CHANGED / DEFERRED ________  </w:t>
+        <w:t xml:space="preserve"> DEFERRED — 2026-10-27, owner (vamsimadhav). </w:t>
       </w:r>
       <w:r>
         <w:rPr>
           <w:b/>
         </w:rPr>
-        <w:t>New value / notes:</w:t>
-      </w:r>
-      <w:r>
-        <w:t xml:space="preserve"> ________________</w:t>
+        <w:t>Reason:</w:t>
+      </w:r>
+      <w:r>
+        <w:t xml:space="preserve"> Needs legal + clinical review; red-flag wording stays verbatim until then</w:t>
       </w:r>
     </w:p>
     <w:p>
       <w:pPr>
-        <w:pStyle w:val="Heading2"/>
+        <w:pStyle w:val="Heading3"/>
       </w:pPr>
       <w:r>
         <w:t>12. OQ-6b — Older adults: default to gentle mode? (P1 safety)</w:t>
@@ -4044,7 +4272,6 @@
       <w:pPr>
         <w:pStyle w:val="ListBullet"/>
       </w:pPr>
-      <w:r/>
       <w:r>
         <w:rPr>
           <w:b/>
@@ -4059,7 +4286,6 @@
       <w:pPr>
         <w:pStyle w:val="ListBullet"/>
       </w:pPr>
-      <w:r/>
       <w:r>
         <w:rPr>
           <w:b/>
@@ -4074,7 +4300,6 @@
       <w:pPr>
         <w:pStyle w:val="ListBullet"/>
       </w:pPr>
-      <w:r/>
       <w:r>
         <w:rPr>
           <w:b/>
@@ -4089,7 +4314,6 @@
       <w:pPr>
         <w:pStyle w:val="ListBullet"/>
       </w:pPr>
-      <w:r/>
       <w:r>
         <w:rPr>
           <w:b/>
@@ -4104,7 +4328,6 @@
       <w:pPr>
         <w:pStyle w:val="ListBullet"/>
       </w:pPr>
-      <w:r/>
       <w:r>
         <w:rPr>
           <w:b/>
@@ -4119,7 +4342,6 @@
       <w:pPr>
         <w:pStyle w:val="ListBullet"/>
       </w:pPr>
-      <w:r/>
       <w:r>
         <w:rPr>
           <w:b/>
@@ -4127,21 +4349,21 @@
         <w:t>Decision:</w:t>
       </w:r>
       <w:r>
-        <w:t xml:space="preserve"> APPROVED / CHANGED / DEFERRED ________  </w:t>
+        <w:t xml:space="preserve"> APPROVED — 2026-10-27, owner (vamsimadhav). </w:t>
       </w:r>
       <w:r>
         <w:rPr>
           <w:b/>
         </w:rPr>
-        <w:t>New value / notes:</w:t>
-      </w:r>
-      <w:r>
-        <w:t xml:space="preserve"> ________________</w:t>
+        <w:t>Notes:</w:t>
+      </w:r>
+      <w:r>
+        <w:t xml:space="preserve"> Already met: 70+ gets the easier balance version and lower thresholds; no pace setting exists, so no new feature</w:t>
       </w:r>
     </w:p>
     <w:p>
       <w:pPr>
-        <w:pStyle w:val="Heading2"/>
+        <w:pStyle w:val="Heading3"/>
       </w:pPr>
       <w:r>
         <w:t>13. OQ-15 — Regulatory positioning (P1 safety)</w:t>
@@ -4151,7 +4373,6 @@
       <w:pPr>
         <w:pStyle w:val="ListBullet"/>
       </w:pPr>
-      <w:r/>
       <w:r>
         <w:rPr>
           <w:b/>
@@ -4166,7 +4387,6 @@
       <w:pPr>
         <w:pStyle w:val="ListBullet"/>
       </w:pPr>
-      <w:r/>
       <w:r>
         <w:rPr>
           <w:b/>
@@ -4181,7 +4401,6 @@
       <w:pPr>
         <w:pStyle w:val="ListBullet"/>
       </w:pPr>
-      <w:r/>
       <w:r>
         <w:rPr>
           <w:b/>
@@ -4196,7 +4415,6 @@
       <w:pPr>
         <w:pStyle w:val="ListBullet"/>
       </w:pPr>
-      <w:r/>
       <w:r>
         <w:rPr>
           <w:b/>
@@ -4211,7 +4429,6 @@
       <w:pPr>
         <w:pStyle w:val="ListBullet"/>
       </w:pPr>
-      <w:r/>
       <w:r>
         <w:rPr>
           <w:b/>
@@ -4226,7 +4443,6 @@
       <w:pPr>
         <w:pStyle w:val="ListBullet"/>
       </w:pPr>
-      <w:r/>
       <w:r>
         <w:rPr>
           <w:b/>
@@ -4234,21 +4450,21 @@
         <w:t>Decision:</w:t>
       </w:r>
       <w:r>
-        <w:t xml:space="preserve"> APPROVED / CHANGED / DEFERRED ________  </w:t>
+        <w:t xml:space="preserve"> DEFERRED — 2026-10-27, owner (vamsimadhav). </w:t>
       </w:r>
       <w:r>
         <w:rPr>
           <w:b/>
         </w:rPr>
-        <w:t>New value / notes:</w:t>
-      </w:r>
-      <w:r>
-        <w:t xml:space="preserve"> ________________</w:t>
+        <w:t>Reason:</w:t>
+      </w:r>
+      <w:r>
+        <w:t xml:space="preserve"> Needs regulatory review before launch (copy check: no treat/rehab/diagnose wording found)</w:t>
       </w:r>
     </w:p>
     <w:p>
       <w:pPr>
-        <w:pStyle w:val="Heading2"/>
+        <w:pStyle w:val="Heading3"/>
       </w:pPr>
       <w:r>
         <w:t>14. OQ-17 — Gentle-mode details (P1 safety)</w:t>
@@ -4258,7 +4474,6 @@
       <w:pPr>
         <w:pStyle w:val="ListBullet"/>
       </w:pPr>
-      <w:r/>
       <w:r>
         <w:rPr>
           <w:b/>
@@ -4273,7 +4488,6 @@
       <w:pPr>
         <w:pStyle w:val="ListBullet"/>
       </w:pPr>
-      <w:r/>
       <w:r>
         <w:rPr>
           <w:b/>
@@ -4288,7 +4502,6 @@
       <w:pPr>
         <w:pStyle w:val="ListBullet"/>
       </w:pPr>
-      <w:r/>
       <w:r>
         <w:rPr>
           <w:b/>
@@ -4303,7 +4516,6 @@
       <w:pPr>
         <w:pStyle w:val="ListBullet"/>
       </w:pPr>
-      <w:r/>
       <w:r>
         <w:rPr>
           <w:b/>
@@ -4318,7 +4530,6 @@
       <w:pPr>
         <w:pStyle w:val="ListBullet"/>
       </w:pPr>
-      <w:r/>
       <w:r>
         <w:rPr>
           <w:b/>
@@ -4333,7 +4544,6 @@
       <w:pPr>
         <w:pStyle w:val="ListBullet"/>
       </w:pPr>
-      <w:r/>
       <w:r>
         <w:rPr>
           <w:b/>
@@ -4341,21 +4551,21 @@
         <w:t>Decision:</w:t>
       </w:r>
       <w:r>
-        <w:t xml:space="preserve"> APPROVED / CHANGED / DEFERRED ________  </w:t>
+        <w:t xml:space="preserve"> APPROVED — 2026-10-27, owner (vamsimadhav). </w:t>
       </w:r>
       <w:r>
         <w:rPr>
           <w:b/>
         </w:rPr>
-        <w:t>New value / notes:</w:t>
-      </w:r>
-      <w:r>
-        <w:t xml:space="preserve"> ________________</w:t>
+        <w:t>Notes:</w:t>
+      </w:r>
+      <w:r>
+        <w:t xml:space="preserve"> Physio review still required before launch</w:t>
       </w:r>
     </w:p>
     <w:p>
       <w:pPr>
-        <w:pStyle w:val="Heading2"/>
+        <w:pStyle w:val="Heading3"/>
       </w:pPr>
       <w:r>
         <w:t>15. R20 — Beginner starting step (P2)</w:t>
@@ -4365,7 +4575,6 @@
       <w:pPr>
         <w:pStyle w:val="ListBullet"/>
       </w:pPr>
-      <w:r/>
       <w:r>
         <w:rPr>
           <w:b/>
@@ -4380,7 +4589,6 @@
       <w:pPr>
         <w:pStyle w:val="ListBullet"/>
       </w:pPr>
-      <w:r/>
       <w:r>
         <w:rPr>
           <w:b/>
@@ -4395,7 +4603,6 @@
       <w:pPr>
         <w:pStyle w:val="ListBullet"/>
       </w:pPr>
-      <w:r/>
       <w:r>
         <w:rPr>
           <w:b/>
@@ -4410,7 +4617,6 @@
       <w:pPr>
         <w:pStyle w:val="ListBullet"/>
       </w:pPr>
-      <w:r/>
       <w:r>
         <w:rPr>
           <w:b/>
@@ -4425,7 +4631,6 @@
       <w:pPr>
         <w:pStyle w:val="ListBullet"/>
       </w:pPr>
-      <w:r/>
       <w:r>
         <w:rPr>
           <w:b/>
@@ -4440,7 +4645,6 @@
       <w:pPr>
         <w:pStyle w:val="ListBullet"/>
       </w:pPr>
-      <w:r/>
       <w:r>
         <w:rPr>
           <w:b/>
@@ -4448,21 +4652,12 @@
         <w:t>Decision:</w:t>
       </w:r>
       <w:r>
-        <w:t xml:space="preserve"> APPROVED / CHANGED / DEFERRED ________  </w:t>
-      </w:r>
-      <w:r>
-        <w:rPr>
-          <w:b/>
-        </w:rPr>
-        <w:t>New value / notes:</w:t>
-      </w:r>
-      <w:r>
-        <w:t xml:space="preserve"> ________________</w:t>
+        <w:t xml:space="preserve"> APPROVED — 2026-10-27, owner (vamsimadhav).</w:t>
       </w:r>
     </w:p>
     <w:p>
       <w:pPr>
-        <w:pStyle w:val="Heading2"/>
+        <w:pStyle w:val="Heading3"/>
       </w:pPr>
       <w:r>
         <w:t>16. R1 — Rep, hold and time ranges; sets (P2)</w:t>
@@ -4472,7 +4667,6 @@
       <w:pPr>
         <w:pStyle w:val="ListBullet"/>
       </w:pPr>
-      <w:r/>
       <w:r>
         <w:rPr>
           <w:b/>
@@ -4487,7 +4681,6 @@
       <w:pPr>
         <w:pStyle w:val="ListBullet"/>
       </w:pPr>
-      <w:r/>
       <w:r>
         <w:rPr>
           <w:b/>
@@ -4502,7 +4695,6 @@
       <w:pPr>
         <w:pStyle w:val="ListBullet"/>
       </w:pPr>
-      <w:r/>
       <w:r>
         <w:rPr>
           <w:b/>
@@ -4517,7 +4709,6 @@
       <w:pPr>
         <w:pStyle w:val="ListBullet"/>
       </w:pPr>
-      <w:r/>
       <w:r>
         <w:rPr>
           <w:b/>
@@ -4532,7 +4723,6 @@
       <w:pPr>
         <w:pStyle w:val="ListBullet"/>
       </w:pPr>
-      <w:r/>
       <w:r>
         <w:rPr>
           <w:b/>
@@ -4547,7 +4737,6 @@
       <w:pPr>
         <w:pStyle w:val="ListBullet"/>
       </w:pPr>
-      <w:r/>
       <w:r>
         <w:rPr>
           <w:b/>
@@ -4555,21 +4744,21 @@
         <w:t>Decision:</w:t>
       </w:r>
       <w:r>
-        <w:t xml:space="preserve"> APPROVED / CHANGED / DEFERRED ________  </w:t>
+        <w:t xml:space="preserve"> APPROVED — 2026-10-27, owner (vamsimadhav). </w:t>
       </w:r>
       <w:r>
         <w:rPr>
           <w:b/>
         </w:rPr>
-        <w:t>New value / notes:</w:t>
-      </w:r>
-      <w:r>
-        <w:t xml:space="preserve"> ________________</w:t>
+        <w:t>Notes:</w:t>
+      </w:r>
+      <w:r>
+        <w:t xml:space="preserve"> CHANGE option (10–15 reps for gentle mode) not applied — owner may choose</w:t>
       </w:r>
     </w:p>
     <w:p>
       <w:pPr>
-        <w:pStyle w:val="Heading2"/>
+        <w:pStyle w:val="Heading3"/>
       </w:pPr>
       <w:r>
         <w:t>17. X5 — Step-up check (P2)</w:t>
@@ -4579,7 +4768,6 @@
       <w:pPr>
         <w:pStyle w:val="ListBullet"/>
       </w:pPr>
-      <w:r/>
       <w:r>
         <w:rPr>
           <w:b/>
@@ -4594,7 +4782,6 @@
       <w:pPr>
         <w:pStyle w:val="ListBullet"/>
       </w:pPr>
-      <w:r/>
       <w:r>
         <w:rPr>
           <w:b/>
@@ -4609,7 +4796,6 @@
       <w:pPr>
         <w:pStyle w:val="ListBullet"/>
       </w:pPr>
-      <w:r/>
       <w:r>
         <w:rPr>
           <w:b/>
@@ -4624,7 +4810,6 @@
       <w:pPr>
         <w:pStyle w:val="ListBullet"/>
       </w:pPr>
-      <w:r/>
       <w:r>
         <w:rPr>
           <w:b/>
@@ -4639,7 +4824,6 @@
       <w:pPr>
         <w:pStyle w:val="ListBullet"/>
       </w:pPr>
-      <w:r/>
       <w:r>
         <w:rPr>
           <w:b/>
@@ -4654,7 +4838,6 @@
       <w:pPr>
         <w:pStyle w:val="ListBullet"/>
       </w:pPr>
-      <w:r/>
       <w:r>
         <w:rPr>
           <w:b/>
@@ -4662,21 +4845,21 @@
         <w:t>Decision:</w:t>
       </w:r>
       <w:r>
-        <w:t xml:space="preserve"> APPROVED / CHANGED / DEFERRED ________  </w:t>
+        <w:t xml:space="preserve"> APPROVED — 2026-10-27, owner (vamsimadhav). </w:t>
       </w:r>
       <w:r>
         <w:rPr>
           <w:b/>
         </w:rPr>
-        <w:t>New value / notes:</w:t>
-      </w:r>
-      <w:r>
-        <w:t xml:space="preserve"> ________________</w:t>
+        <w:t>Notes:</w:t>
+      </w:r>
+      <w:r>
+        <w:t xml:space="preserve"> CHANGE option (2 poor sessions in a row) not applied — owner may choose</w:t>
       </w:r>
     </w:p>
     <w:p>
       <w:pPr>
-        <w:pStyle w:val="Heading2"/>
+        <w:pStyle w:val="Heading3"/>
       </w:pPr>
       <w:r>
         <w:t>18. R4 — Bad-session thresholds (P2)</w:t>
@@ -4686,7 +4869,6 @@
       <w:pPr>
         <w:pStyle w:val="ListBullet"/>
       </w:pPr>
-      <w:r/>
       <w:r>
         <w:rPr>
           <w:b/>
@@ -4701,7 +4883,6 @@
       <w:pPr>
         <w:pStyle w:val="ListBullet"/>
       </w:pPr>
-      <w:r/>
       <w:r>
         <w:rPr>
           <w:b/>
@@ -4716,7 +4897,6 @@
       <w:pPr>
         <w:pStyle w:val="ListBullet"/>
       </w:pPr>
-      <w:r/>
       <w:r>
         <w:rPr>
           <w:b/>
@@ -4731,7 +4911,6 @@
       <w:pPr>
         <w:pStyle w:val="ListBullet"/>
       </w:pPr>
-      <w:r/>
       <w:r>
         <w:rPr>
           <w:b/>
@@ -4746,7 +4925,6 @@
       <w:pPr>
         <w:pStyle w:val="ListBullet"/>
       </w:pPr>
-      <w:r/>
       <w:r>
         <w:rPr>
           <w:b/>
@@ -4761,7 +4939,6 @@
       <w:pPr>
         <w:pStyle w:val="ListBullet"/>
       </w:pPr>
-      <w:r/>
       <w:r>
         <w:rPr>
           <w:b/>
@@ -4769,21 +4946,12 @@
         <w:t>Decision:</w:t>
       </w:r>
       <w:r>
-        <w:t xml:space="preserve"> APPROVED / CHANGED / DEFERRED ________  </w:t>
-      </w:r>
-      <w:r>
-        <w:rPr>
-          <w:b/>
-        </w:rPr>
-        <w:t>New value / notes:</w:t>
-      </w:r>
-      <w:r>
-        <w:t xml:space="preserve"> ________________</w:t>
+        <w:t xml:space="preserve"> APPROVED — 2026-10-27, owner (vamsimadhav).</w:t>
       </w:r>
     </w:p>
     <w:p>
       <w:pPr>
-        <w:pStyle w:val="Heading2"/>
+        <w:pStyle w:val="Heading3"/>
       </w:pPr>
       <w:r>
         <w:t>19. R3 — Moving up (P2)</w:t>
@@ -4793,7 +4961,6 @@
       <w:pPr>
         <w:pStyle w:val="ListBullet"/>
       </w:pPr>
-      <w:r/>
       <w:r>
         <w:rPr>
           <w:b/>
@@ -4808,7 +4975,6 @@
       <w:pPr>
         <w:pStyle w:val="ListBullet"/>
       </w:pPr>
-      <w:r/>
       <w:r>
         <w:rPr>
           <w:b/>
@@ -4823,7 +4989,6 @@
       <w:pPr>
         <w:pStyle w:val="ListBullet"/>
       </w:pPr>
-      <w:r/>
       <w:r>
         <w:rPr>
           <w:b/>
@@ -4838,7 +5003,6 @@
       <w:pPr>
         <w:pStyle w:val="ListBullet"/>
       </w:pPr>
-      <w:r/>
       <w:r>
         <w:rPr>
           <w:b/>
@@ -4853,7 +5017,6 @@
       <w:pPr>
         <w:pStyle w:val="ListBullet"/>
       </w:pPr>
-      <w:r/>
       <w:r>
         <w:rPr>
           <w:b/>
@@ -4868,7 +5031,6 @@
       <w:pPr>
         <w:pStyle w:val="ListBullet"/>
       </w:pPr>
-      <w:r/>
       <w:r>
         <w:rPr>
           <w:b/>
@@ -4876,21 +5038,12 @@
         <w:t>Decision:</w:t>
       </w:r>
       <w:r>
-        <w:t xml:space="preserve"> APPROVED / CHANGED / DEFERRED ________  </w:t>
-      </w:r>
-      <w:r>
-        <w:rPr>
-          <w:b/>
-        </w:rPr>
-        <w:t>New value / notes:</w:t>
-      </w:r>
-      <w:r>
-        <w:t xml:space="preserve"> ________________</w:t>
+        <w:t xml:space="preserve"> APPROVED — 2026-10-27, owner (vamsimadhav).</w:t>
       </w:r>
     </w:p>
     <w:p>
       <w:pPr>
-        <w:pStyle w:val="Heading2"/>
+        <w:pStyle w:val="Heading3"/>
       </w:pPr>
       <w:r>
         <w:t>20. R18 — Defaults for skipped onboarding screens (P2)</w:t>
@@ -4900,7 +5053,6 @@
       <w:pPr>
         <w:pStyle w:val="ListBullet"/>
       </w:pPr>
-      <w:r/>
       <w:r>
         <w:rPr>
           <w:b/>
@@ -4915,7 +5067,6 @@
       <w:pPr>
         <w:pStyle w:val="ListBullet"/>
       </w:pPr>
-      <w:r/>
       <w:r>
         <w:rPr>
           <w:b/>
@@ -4930,7 +5081,6 @@
       <w:pPr>
         <w:pStyle w:val="ListBullet"/>
       </w:pPr>
-      <w:r/>
       <w:r>
         <w:rPr>
           <w:b/>
@@ -4945,7 +5095,6 @@
       <w:pPr>
         <w:pStyle w:val="ListBullet"/>
       </w:pPr>
-      <w:r/>
       <w:r>
         <w:rPr>
           <w:b/>
@@ -4960,7 +5109,6 @@
       <w:pPr>
         <w:pStyle w:val="ListBullet"/>
       </w:pPr>
-      <w:r/>
       <w:r>
         <w:rPr>
           <w:b/>
@@ -4975,7 +5123,6 @@
       <w:pPr>
         <w:pStyle w:val="ListBullet"/>
       </w:pPr>
-      <w:r/>
       <w:r>
         <w:rPr>
           <w:b/>
@@ -4983,21 +5130,21 @@
         <w:t>Decision:</w:t>
       </w:r>
       <w:r>
-        <w:t xml:space="preserve"> APPROVED / CHANGED / DEFERRED ________  </w:t>
+        <w:t xml:space="preserve"> APPROVED — 2026-10-27, owner (vamsimadhav). </w:t>
       </w:r>
       <w:r>
         <w:rPr>
           <w:b/>
         </w:rPr>
-        <w:t>New value / notes:</w:t>
-      </w:r>
-      <w:r>
-        <w:t xml:space="preserve"> ________________</w:t>
+        <w:t>Notes:</w:t>
+      </w:r>
+      <w:r>
+        <w:t xml:space="preserve"> CHANGE option (voice coaching OFF by default) not applied — owner may choose</w:t>
       </w:r>
     </w:p>
     <w:p>
       <w:pPr>
-        <w:pStyle w:val="Heading2"/>
+        <w:pStyle w:val="Heading3"/>
       </w:pPr>
       <w:r>
         <w:t>21. R26 — Days-per-week suggestion (P2)</w:t>
@@ -5007,7 +5154,6 @@
       <w:pPr>
         <w:pStyle w:val="ListBullet"/>
       </w:pPr>
-      <w:r/>
       <w:r>
         <w:rPr>
           <w:b/>
@@ -5022,7 +5168,6 @@
       <w:pPr>
         <w:pStyle w:val="ListBullet"/>
       </w:pPr>
-      <w:r/>
       <w:r>
         <w:rPr>
           <w:b/>
@@ -5037,7 +5182,6 @@
       <w:pPr>
         <w:pStyle w:val="ListBullet"/>
       </w:pPr>
-      <w:r/>
       <w:r>
         <w:rPr>
           <w:b/>
@@ -5052,7 +5196,6 @@
       <w:pPr>
         <w:pStyle w:val="ListBullet"/>
       </w:pPr>
-      <w:r/>
       <w:r>
         <w:rPr>
           <w:b/>
@@ -5067,7 +5210,6 @@
       <w:pPr>
         <w:pStyle w:val="ListBullet"/>
       </w:pPr>
-      <w:r/>
       <w:r>
         <w:rPr>
           <w:b/>
@@ -5082,7 +5224,6 @@
       <w:pPr>
         <w:pStyle w:val="ListBullet"/>
       </w:pPr>
-      <w:r/>
       <w:r>
         <w:rPr>
           <w:b/>
@@ -5090,21 +5231,12 @@
         <w:t>Decision:</w:t>
       </w:r>
       <w:r>
-        <w:t xml:space="preserve"> APPROVED / CHANGED / DEFERRED ________  </w:t>
-      </w:r>
-      <w:r>
-        <w:rPr>
-          <w:b/>
-        </w:rPr>
-        <w:t>New value / notes:</w:t>
-      </w:r>
-      <w:r>
-        <w:t xml:space="preserve"> ________________</w:t>
+        <w:t xml:space="preserve"> APPROVED — 2026-10-27, owner (vamsimadhav).</w:t>
       </w:r>
     </w:p>
     <w:p>
       <w:pPr>
-        <w:pStyle w:val="Heading2"/>
+        <w:pStyle w:val="Heading3"/>
       </w:pPr>
       <w:r>
         <w:t>22. R10 — Check-in → shorter session (P2)</w:t>
@@ -5114,7 +5246,6 @@
       <w:pPr>
         <w:pStyle w:val="ListBullet"/>
       </w:pPr>
-      <w:r/>
       <w:r>
         <w:rPr>
           <w:b/>
@@ -5129,7 +5260,6 @@
       <w:pPr>
         <w:pStyle w:val="ListBullet"/>
       </w:pPr>
-      <w:r/>
       <w:r>
         <w:rPr>
           <w:b/>
@@ -5144,7 +5274,6 @@
       <w:pPr>
         <w:pStyle w:val="ListBullet"/>
       </w:pPr>
-      <w:r/>
       <w:r>
         <w:rPr>
           <w:b/>
@@ -5159,7 +5288,6 @@
       <w:pPr>
         <w:pStyle w:val="ListBullet"/>
       </w:pPr>
-      <w:r/>
       <w:r>
         <w:rPr>
           <w:b/>
@@ -5174,7 +5302,6 @@
       <w:pPr>
         <w:pStyle w:val="ListBullet"/>
       </w:pPr>
-      <w:r/>
       <w:r>
         <w:rPr>
           <w:b/>
@@ -5189,7 +5316,6 @@
       <w:pPr>
         <w:pStyle w:val="ListBullet"/>
       </w:pPr>
-      <w:r/>
       <w:r>
         <w:rPr>
           <w:b/>
@@ -5197,21 +5323,12 @@
         <w:t>Decision:</w:t>
       </w:r>
       <w:r>
-        <w:t xml:space="preserve"> APPROVED / CHANGED / DEFERRED ________  </w:t>
-      </w:r>
-      <w:r>
-        <w:rPr>
-          <w:b/>
-        </w:rPr>
-        <w:t>New value / notes:</w:t>
-      </w:r>
-      <w:r>
-        <w:t xml:space="preserve"> ________________</w:t>
+        <w:t xml:space="preserve"> APPROVED — 2026-10-27, owner (vamsimadhav).</w:t>
       </w:r>
     </w:p>
     <w:p>
       <w:pPr>
-        <w:pStyle w:val="Heading2"/>
+        <w:pStyle w:val="Heading3"/>
       </w:pPr>
       <w:r>
         <w:t>23. R13 — Short-sleep threshold (Apple Health) (P2)</w:t>
@@ -5221,7 +5338,6 @@
       <w:pPr>
         <w:pStyle w:val="ListBullet"/>
       </w:pPr>
-      <w:r/>
       <w:r>
         <w:rPr>
           <w:b/>
@@ -5236,7 +5352,6 @@
       <w:pPr>
         <w:pStyle w:val="ListBullet"/>
       </w:pPr>
-      <w:r/>
       <w:r>
         <w:rPr>
           <w:b/>
@@ -5251,7 +5366,6 @@
       <w:pPr>
         <w:pStyle w:val="ListBullet"/>
       </w:pPr>
-      <w:r/>
       <w:r>
         <w:rPr>
           <w:b/>
@@ -5266,7 +5380,6 @@
       <w:pPr>
         <w:pStyle w:val="ListBullet"/>
       </w:pPr>
-      <w:r/>
       <w:r>
         <w:rPr>
           <w:b/>
@@ -5281,7 +5394,6 @@
       <w:pPr>
         <w:pStyle w:val="ListBullet"/>
       </w:pPr>
-      <w:r/>
       <w:r>
         <w:rPr>
           <w:b/>
@@ -5296,7 +5408,6 @@
       <w:pPr>
         <w:pStyle w:val="ListBullet"/>
       </w:pPr>
-      <w:r/>
       <w:r>
         <w:rPr>
           <w:b/>
@@ -5304,21 +5415,12 @@
         <w:t>Decision:</w:t>
       </w:r>
       <w:r>
-        <w:t xml:space="preserve"> APPROVED / CHANGED / DEFERRED ________  </w:t>
-      </w:r>
-      <w:r>
-        <w:rPr>
-          <w:b/>
-        </w:rPr>
-        <w:t>New value / notes:</w:t>
-      </w:r>
-      <w:r>
-        <w:t xml:space="preserve"> ________________</w:t>
+        <w:t xml:space="preserve"> APPROVED — 2026-10-27, owner (vamsimadhav).</w:t>
       </w:r>
     </w:p>
     <w:p>
       <w:pPr>
-        <w:pStyle w:val="Heading2"/>
+        <w:pStyle w:val="Heading3"/>
       </w:pPr>
       <w:r>
         <w:t>24. OQ-18 — Apple Health read types (P2)</w:t>
@@ -5328,7 +5430,6 @@
       <w:pPr>
         <w:pStyle w:val="ListBullet"/>
       </w:pPr>
-      <w:r/>
       <w:r>
         <w:rPr>
           <w:b/>
@@ -5343,7 +5444,6 @@
       <w:pPr>
         <w:pStyle w:val="ListBullet"/>
       </w:pPr>
-      <w:r/>
       <w:r>
         <w:rPr>
           <w:b/>
@@ -5358,7 +5458,6 @@
       <w:pPr>
         <w:pStyle w:val="ListBullet"/>
       </w:pPr>
-      <w:r/>
       <w:r>
         <w:rPr>
           <w:b/>
@@ -5373,7 +5472,6 @@
       <w:pPr>
         <w:pStyle w:val="ListBullet"/>
       </w:pPr>
-      <w:r/>
       <w:r>
         <w:rPr>
           <w:b/>
@@ -5388,7 +5486,6 @@
       <w:pPr>
         <w:pStyle w:val="ListBullet"/>
       </w:pPr>
-      <w:r/>
       <w:r>
         <w:rPr>
           <w:b/>
@@ -5403,7 +5500,6 @@
       <w:pPr>
         <w:pStyle w:val="ListBullet"/>
       </w:pPr>
-      <w:r/>
       <w:r>
         <w:rPr>
           <w:b/>
@@ -5411,21 +5507,21 @@
         <w:t>Decision:</w:t>
       </w:r>
       <w:r>
-        <w:t xml:space="preserve"> APPROVED / CHANGED / DEFERRED ________  </w:t>
+        <w:t xml:space="preserve"> APPROVED — 2026-10-27, owner (vamsimadhav). </w:t>
       </w:r>
       <w:r>
         <w:rPr>
           <w:b/>
         </w:rPr>
-        <w:t>New value / notes:</w:t>
-      </w:r>
-      <w:r>
-        <w:t xml:space="preserve"> ________________</w:t>
+        <w:t>Notes:</w:t>
+      </w:r>
+      <w:r>
+        <w:t xml:space="preserve"> Implemented: only sleep and workouts are read; copy updated</w:t>
       </w:r>
     </w:p>
     <w:p>
       <w:pPr>
-        <w:pStyle w:val="Heading2"/>
+        <w:pStyle w:val="Heading3"/>
       </w:pPr>
       <w:r>
         <w:t>25. R16 — Weekly goal and streak (P2)</w:t>
@@ -5435,7 +5531,6 @@
       <w:pPr>
         <w:pStyle w:val="ListBullet"/>
       </w:pPr>
-      <w:r/>
       <w:r>
         <w:rPr>
           <w:b/>
@@ -5450,7 +5545,6 @@
       <w:pPr>
         <w:pStyle w:val="ListBullet"/>
       </w:pPr>
-      <w:r/>
       <w:r>
         <w:rPr>
           <w:b/>
@@ -5465,7 +5559,6 @@
       <w:pPr>
         <w:pStyle w:val="ListBullet"/>
       </w:pPr>
-      <w:r/>
       <w:r>
         <w:rPr>
           <w:b/>
@@ -5480,7 +5573,6 @@
       <w:pPr>
         <w:pStyle w:val="ListBullet"/>
       </w:pPr>
-      <w:r/>
       <w:r>
         <w:rPr>
           <w:b/>
@@ -5495,7 +5587,6 @@
       <w:pPr>
         <w:pStyle w:val="ListBullet"/>
       </w:pPr>
-      <w:r/>
       <w:r>
         <w:rPr>
           <w:b/>
@@ -5510,7 +5601,6 @@
       <w:pPr>
         <w:pStyle w:val="ListBullet"/>
       </w:pPr>
-      <w:r/>
       <w:r>
         <w:rPr>
           <w:b/>
@@ -5518,21 +5608,12 @@
         <w:t>Decision:</w:t>
       </w:r>
       <w:r>
-        <w:t xml:space="preserve"> APPROVED / CHANGED / DEFERRED ________  </w:t>
-      </w:r>
-      <w:r>
-        <w:rPr>
-          <w:b/>
-        </w:rPr>
-        <w:t>New value / notes:</w:t>
-      </w:r>
-      <w:r>
-        <w:t xml:space="preserve"> ________________</w:t>
+        <w:t xml:space="preserve"> APPROVED — 2026-10-27, owner (vamsimadhav).</w:t>
       </w:r>
     </w:p>
     <w:p>
       <w:pPr>
-        <w:pStyle w:val="Heading2"/>
+        <w:pStyle w:val="Heading3"/>
       </w:pPr>
       <w:r>
         <w:t>26. R12 — Rest between sets (P3)</w:t>
@@ -5542,7 +5623,6 @@
       <w:pPr>
         <w:pStyle w:val="ListBullet"/>
       </w:pPr>
-      <w:r/>
       <w:r>
         <w:rPr>
           <w:b/>
@@ -5557,7 +5637,6 @@
       <w:pPr>
         <w:pStyle w:val="ListBullet"/>
       </w:pPr>
-      <w:r/>
       <w:r>
         <w:rPr>
           <w:b/>
@@ -5572,7 +5651,6 @@
       <w:pPr>
         <w:pStyle w:val="ListBullet"/>
       </w:pPr>
-      <w:r/>
       <w:r>
         <w:rPr>
           <w:b/>
@@ -5587,7 +5665,6 @@
       <w:pPr>
         <w:pStyle w:val="ListBullet"/>
       </w:pPr>
-      <w:r/>
       <w:r>
         <w:rPr>
           <w:b/>
@@ -5602,7 +5679,6 @@
       <w:pPr>
         <w:pStyle w:val="ListBullet"/>
       </w:pPr>
-      <w:r/>
       <w:r>
         <w:rPr>
           <w:b/>
@@ -5617,7 +5693,6 @@
       <w:pPr>
         <w:pStyle w:val="ListBullet"/>
       </w:pPr>
-      <w:r/>
       <w:r>
         <w:rPr>
           <w:b/>
@@ -5625,21 +5700,21 @@
         <w:t>Decision:</w:t>
       </w:r>
       <w:r>
-        <w:t xml:space="preserve"> APPROVED / CHANGED / DEFERRED ________  </w:t>
+        <w:t xml:space="preserve"> APPROVED — 2026-10-27, owner (vamsimadhav). </w:t>
       </w:r>
       <w:r>
         <w:rPr>
           <w:b/>
         </w:rPr>
-        <w:t>New value / notes:</w:t>
-      </w:r>
-      <w:r>
-        <w:t xml:space="preserve"> ________________</w:t>
+        <w:t>Notes:</w:t>
+      </w:r>
+      <w:r>
+        <w:t xml:space="preserve"> Implemented: "Need more rest? +15 s" button</w:t>
       </w:r>
     </w:p>
     <w:p>
       <w:pPr>
-        <w:pStyle w:val="Heading2"/>
+        <w:pStyle w:val="Heading3"/>
       </w:pPr>
       <w:r>
         <w:t>27. R2 — Levels per ladder (P3)</w:t>
@@ -5649,7 +5724,6 @@
       <w:pPr>
         <w:pStyle w:val="ListBullet"/>
       </w:pPr>
-      <w:r/>
       <w:r>
         <w:rPr>
           <w:b/>
@@ -5664,7 +5738,6 @@
       <w:pPr>
         <w:pStyle w:val="ListBullet"/>
       </w:pPr>
-      <w:r/>
       <w:r>
         <w:rPr>
           <w:b/>
@@ -5679,7 +5752,6 @@
       <w:pPr>
         <w:pStyle w:val="ListBullet"/>
       </w:pPr>
-      <w:r/>
       <w:r>
         <w:rPr>
           <w:b/>
@@ -5694,7 +5766,6 @@
       <w:pPr>
         <w:pStyle w:val="ListBullet"/>
       </w:pPr>
-      <w:r/>
       <w:r>
         <w:rPr>
           <w:b/>
@@ -5709,7 +5780,6 @@
       <w:pPr>
         <w:pStyle w:val="ListBullet"/>
       </w:pPr>
-      <w:r/>
       <w:r>
         <w:rPr>
           <w:b/>
@@ -5724,7 +5794,6 @@
       <w:pPr>
         <w:pStyle w:val="ListBullet"/>
       </w:pPr>
-      <w:r/>
       <w:r>
         <w:rPr>
           <w:b/>
@@ -5732,21 +5801,12 @@
         <w:t>Decision:</w:t>
       </w:r>
       <w:r>
-        <w:t xml:space="preserve"> APPROVED / CHANGED / DEFERRED ________  </w:t>
-      </w:r>
-      <w:r>
-        <w:rPr>
-          <w:b/>
-        </w:rPr>
-        <w:t>New value / notes:</w:t>
-      </w:r>
-      <w:r>
-        <w:t xml:space="preserve"> ________________</w:t>
+        <w:t xml:space="preserve"> APPROVED — 2026-10-27, owner (vamsimadhav).</w:t>
       </w:r>
     </w:p>
     <w:p>
       <w:pPr>
-        <w:pStyle w:val="Heading2"/>
+        <w:pStyle w:val="Heading3"/>
       </w:pPr>
       <w:r>
         <w:t>28. R6 — Plateau rule (P3)</w:t>
@@ -5756,7 +5816,6 @@
       <w:pPr>
         <w:pStyle w:val="ListBullet"/>
       </w:pPr>
-      <w:r/>
       <w:r>
         <w:rPr>
           <w:b/>
@@ -5771,7 +5830,6 @@
       <w:pPr>
         <w:pStyle w:val="ListBullet"/>
       </w:pPr>
-      <w:r/>
       <w:r>
         <w:rPr>
           <w:b/>
@@ -5786,7 +5844,6 @@
       <w:pPr>
         <w:pStyle w:val="ListBullet"/>
       </w:pPr>
-      <w:r/>
       <w:r>
         <w:rPr>
           <w:b/>
@@ -5801,7 +5858,6 @@
       <w:pPr>
         <w:pStyle w:val="ListBullet"/>
       </w:pPr>
-      <w:r/>
       <w:r>
         <w:rPr>
           <w:b/>
@@ -5816,7 +5872,6 @@
       <w:pPr>
         <w:pStyle w:val="ListBullet"/>
       </w:pPr>
-      <w:r/>
       <w:r>
         <w:rPr>
           <w:b/>
@@ -5831,7 +5886,6 @@
       <w:pPr>
         <w:pStyle w:val="ListBullet"/>
       </w:pPr>
-      <w:r/>
       <w:r>
         <w:rPr>
           <w:b/>
@@ -5839,21 +5893,12 @@
         <w:t>Decision:</w:t>
       </w:r>
       <w:r>
-        <w:t xml:space="preserve"> APPROVED / CHANGED / DEFERRED ________  </w:t>
-      </w:r>
-      <w:r>
-        <w:rPr>
-          <w:b/>
-        </w:rPr>
-        <w:t>New value / notes:</w:t>
-      </w:r>
-      <w:r>
-        <w:t xml:space="preserve"> ________________</w:t>
+        <w:t xml:space="preserve"> APPROVED — 2026-10-27, owner (vamsimadhav).</w:t>
       </w:r>
     </w:p>
     <w:p>
       <w:pPr>
-        <w:pStyle w:val="Heading2"/>
+        <w:pStyle w:val="Heading3"/>
       </w:pPr>
       <w:r>
         <w:t>29. R5 — Anti-thrash (P3)</w:t>
@@ -5863,7 +5908,6 @@
       <w:pPr>
         <w:pStyle w:val="ListBullet"/>
       </w:pPr>
-      <w:r/>
       <w:r>
         <w:rPr>
           <w:b/>
@@ -5878,7 +5922,6 @@
       <w:pPr>
         <w:pStyle w:val="ListBullet"/>
       </w:pPr>
-      <w:r/>
       <w:r>
         <w:rPr>
           <w:b/>
@@ -5893,7 +5936,6 @@
       <w:pPr>
         <w:pStyle w:val="ListBullet"/>
       </w:pPr>
-      <w:r/>
       <w:r>
         <w:rPr>
           <w:b/>
@@ -5908,7 +5950,6 @@
       <w:pPr>
         <w:pStyle w:val="ListBullet"/>
       </w:pPr>
-      <w:r/>
       <w:r>
         <w:rPr>
           <w:b/>
@@ -5923,7 +5964,6 @@
       <w:pPr>
         <w:pStyle w:val="ListBullet"/>
       </w:pPr>
-      <w:r/>
       <w:r>
         <w:rPr>
           <w:b/>
@@ -5938,7 +5978,6 @@
       <w:pPr>
         <w:pStyle w:val="ListBullet"/>
       </w:pPr>
-      <w:r/>
       <w:r>
         <w:rPr>
           <w:b/>
@@ -5946,21 +5985,12 @@
         <w:t>Decision:</w:t>
       </w:r>
       <w:r>
-        <w:t xml:space="preserve"> APPROVED / CHANGED / DEFERRED ________  </w:t>
-      </w:r>
-      <w:r>
-        <w:rPr>
-          <w:b/>
-        </w:rPr>
-        <w:t>New value / notes:</w:t>
-      </w:r>
-      <w:r>
-        <w:t xml:space="preserve"> ________________</w:t>
+        <w:t xml:space="preserve"> APPROVED — 2026-10-27, owner (vamsimadhav).</w:t>
       </w:r>
     </w:p>
     <w:p>
       <w:pPr>
-        <w:pStyle w:val="Heading2"/>
+        <w:pStyle w:val="Heading3"/>
       </w:pPr>
       <w:r>
         <w:t>30. R15 — Offer shorter sessions (P3)</w:t>
@@ -5970,7 +6000,6 @@
       <w:pPr>
         <w:pStyle w:val="ListBullet"/>
       </w:pPr>
-      <w:r/>
       <w:r>
         <w:rPr>
           <w:b/>
@@ -5985,7 +6014,6 @@
       <w:pPr>
         <w:pStyle w:val="ListBullet"/>
       </w:pPr>
-      <w:r/>
       <w:r>
         <w:rPr>
           <w:b/>
@@ -6000,7 +6028,6 @@
       <w:pPr>
         <w:pStyle w:val="ListBullet"/>
       </w:pPr>
-      <w:r/>
       <w:r>
         <w:rPr>
           <w:b/>
@@ -6015,7 +6042,6 @@
       <w:pPr>
         <w:pStyle w:val="ListBullet"/>
       </w:pPr>
-      <w:r/>
       <w:r>
         <w:rPr>
           <w:b/>
@@ -6030,7 +6056,6 @@
       <w:pPr>
         <w:pStyle w:val="ListBullet"/>
       </w:pPr>
-      <w:r/>
       <w:r>
         <w:rPr>
           <w:b/>
@@ -6045,7 +6070,6 @@
       <w:pPr>
         <w:pStyle w:val="ListBullet"/>
       </w:pPr>
-      <w:r/>
       <w:r>
         <w:rPr>
           <w:b/>
@@ -6053,21 +6077,12 @@
         <w:t>Decision:</w:t>
       </w:r>
       <w:r>
-        <w:t xml:space="preserve"> APPROVED / CHANGED / DEFERRED ________  </w:t>
-      </w:r>
-      <w:r>
-        <w:rPr>
-          <w:b/>
-        </w:rPr>
-        <w:t>New value / notes:</w:t>
-      </w:r>
-      <w:r>
-        <w:t xml:space="preserve"> ________________</w:t>
+        <w:t xml:space="preserve"> APPROVED — 2026-10-27, owner (vamsimadhav).</w:t>
       </w:r>
     </w:p>
     <w:p>
       <w:pPr>
-        <w:pStyle w:val="Heading2"/>
+        <w:pStyle w:val="Heading3"/>
       </w:pPr>
       <w:r>
         <w:t>31. R22 — 'Finished fast' cue (P3)</w:t>
@@ -6077,7 +6092,6 @@
       <w:pPr>
         <w:pStyle w:val="ListBullet"/>
       </w:pPr>
-      <w:r/>
       <w:r>
         <w:rPr>
           <w:b/>
@@ -6092,7 +6106,6 @@
       <w:pPr>
         <w:pStyle w:val="ListBullet"/>
       </w:pPr>
-      <w:r/>
       <w:r>
         <w:rPr>
           <w:b/>
@@ -6107,7 +6120,6 @@
       <w:pPr>
         <w:pStyle w:val="ListBullet"/>
       </w:pPr>
-      <w:r/>
       <w:r>
         <w:rPr>
           <w:b/>
@@ -6122,7 +6134,6 @@
       <w:pPr>
         <w:pStyle w:val="ListBullet"/>
       </w:pPr>
-      <w:r/>
       <w:r>
         <w:rPr>
           <w:b/>
@@ -6137,7 +6148,6 @@
       <w:pPr>
         <w:pStyle w:val="ListBullet"/>
       </w:pPr>
-      <w:r/>
       <w:r>
         <w:rPr>
           <w:b/>
@@ -6152,7 +6162,6 @@
       <w:pPr>
         <w:pStyle w:val="ListBullet"/>
       </w:pPr>
-      <w:r/>
       <w:r>
         <w:rPr>
           <w:b/>
@@ -6160,21 +6169,12 @@
         <w:t>Decision:</w:t>
       </w:r>
       <w:r>
-        <w:t xml:space="preserve"> APPROVED / CHANGED / DEFERRED ________  </w:t>
-      </w:r>
-      <w:r>
-        <w:rPr>
-          <w:b/>
-        </w:rPr>
-        <w:t>New value / notes:</w:t>
-      </w:r>
-      <w:r>
-        <w:t xml:space="preserve"> ________________</w:t>
+        <w:t xml:space="preserve"> APPROVED — 2026-10-27, owner (vamsimadhav).</w:t>
       </w:r>
     </w:p>
     <w:p>
       <w:pPr>
-        <w:pStyle w:val="Heading2"/>
+        <w:pStyle w:val="Heading3"/>
       </w:pPr>
       <w:r>
         <w:t>32. R24 — Experience answer → tone (P3)</w:t>
@@ -6184,7 +6184,6 @@
       <w:pPr>
         <w:pStyle w:val="ListBullet"/>
       </w:pPr>
-      <w:r/>
       <w:r>
         <w:rPr>
           <w:b/>
@@ -6199,7 +6198,6 @@
       <w:pPr>
         <w:pStyle w:val="ListBullet"/>
       </w:pPr>
-      <w:r/>
       <w:r>
         <w:rPr>
           <w:b/>
@@ -6214,7 +6212,6 @@
       <w:pPr>
         <w:pStyle w:val="ListBullet"/>
       </w:pPr>
-      <w:r/>
       <w:r>
         <w:rPr>
           <w:b/>
@@ -6229,7 +6226,6 @@
       <w:pPr>
         <w:pStyle w:val="ListBullet"/>
       </w:pPr>
-      <w:r/>
       <w:r>
         <w:rPr>
           <w:b/>
@@ -6244,7 +6240,6 @@
       <w:pPr>
         <w:pStyle w:val="ListBullet"/>
       </w:pPr>
-      <w:r/>
       <w:r>
         <w:rPr>
           <w:b/>
@@ -6259,7 +6254,6 @@
       <w:pPr>
         <w:pStyle w:val="ListBullet"/>
       </w:pPr>
-      <w:r/>
       <w:r>
         <w:rPr>
           <w:b/>
@@ -6267,21 +6261,21 @@
         <w:t>Decision:</w:t>
       </w:r>
       <w:r>
-        <w:t xml:space="preserve"> APPROVED / CHANGED / DEFERRED ________  </w:t>
+        <w:t xml:space="preserve"> DEFERRED — 2026-10-27, owner (vamsimadhav). </w:t>
       </w:r>
       <w:r>
         <w:rPr>
           <w:b/>
         </w:rPr>
-        <w:t>New value / notes:</w:t>
-      </w:r>
-      <w:r>
-        <w:t xml:space="preserve"> ________________</w:t>
+        <w:t>Reason:</w:t>
+      </w:r>
+      <w:r>
+        <w:t xml:space="preserve"> Experience question kept but unused for tone; revisit with OQ-16 screen-count testing</w:t>
       </w:r>
     </w:p>
     <w:p>
       <w:pPr>
-        <w:pStyle w:val="Heading2"/>
+        <w:pStyle w:val="Heading3"/>
       </w:pPr>
       <w:r>
         <w:t>33. R14 — Default reminder time (P3)</w:t>
@@ -6291,7 +6285,6 @@
       <w:pPr>
         <w:pStyle w:val="ListBullet"/>
       </w:pPr>
-      <w:r/>
       <w:r>
         <w:rPr>
           <w:b/>
@@ -6306,7 +6299,6 @@
       <w:pPr>
         <w:pStyle w:val="ListBullet"/>
       </w:pPr>
-      <w:r/>
       <w:r>
         <w:rPr>
           <w:b/>
@@ -6321,7 +6313,6 @@
       <w:pPr>
         <w:pStyle w:val="ListBullet"/>
       </w:pPr>
-      <w:r/>
       <w:r>
         <w:rPr>
           <w:b/>
@@ -6336,7 +6327,6 @@
       <w:pPr>
         <w:pStyle w:val="ListBullet"/>
       </w:pPr>
-      <w:r/>
       <w:r>
         <w:rPr>
           <w:b/>
@@ -6351,7 +6341,6 @@
       <w:pPr>
         <w:pStyle w:val="ListBullet"/>
       </w:pPr>
-      <w:r/>
       <w:r>
         <w:rPr>
           <w:b/>
@@ -6366,7 +6355,6 @@
       <w:pPr>
         <w:pStyle w:val="ListBullet"/>
       </w:pPr>
-      <w:r/>
       <w:r>
         <w:rPr>
           <w:b/>
@@ -6374,21 +6362,12 @@
         <w:t>Decision:</w:t>
       </w:r>
       <w:r>
-        <w:t xml:space="preserve"> APPROVED / CHANGED / DEFERRED ________  </w:t>
-      </w:r>
-      <w:r>
-        <w:rPr>
-          <w:b/>
-        </w:rPr>
-        <w:t>New value / notes:</w:t>
-      </w:r>
-      <w:r>
-        <w:t xml:space="preserve"> ________________</w:t>
+        <w:t xml:space="preserve"> APPROVED — 2026-10-27, owner (vamsimadhav).</w:t>
       </w:r>
     </w:p>
     <w:p>
       <w:pPr>
-        <w:pStyle w:val="Heading2"/>
+        <w:pStyle w:val="Heading3"/>
       </w:pPr>
       <w:r>
         <w:t>34. X1 — Evidence-tier labels (P3)</w:t>
@@ -6398,7 +6377,6 @@
       <w:pPr>
         <w:pStyle w:val="ListBullet"/>
       </w:pPr>
-      <w:r/>
       <w:r>
         <w:rPr>
           <w:b/>
@@ -6413,7 +6391,6 @@
       <w:pPr>
         <w:pStyle w:val="ListBullet"/>
       </w:pPr>
-      <w:r/>
       <w:r>
         <w:rPr>
           <w:b/>
@@ -6428,7 +6405,6 @@
       <w:pPr>
         <w:pStyle w:val="ListBullet"/>
       </w:pPr>
-      <w:r/>
       <w:r>
         <w:rPr>
           <w:b/>
@@ -6443,7 +6419,6 @@
       <w:pPr>
         <w:pStyle w:val="ListBullet"/>
       </w:pPr>
-      <w:r/>
       <w:r>
         <w:rPr>
           <w:b/>
@@ -6458,7 +6433,6 @@
       <w:pPr>
         <w:pStyle w:val="ListBullet"/>
       </w:pPr>
-      <w:r/>
       <w:r>
         <w:rPr>
           <w:b/>
@@ -6473,7 +6447,6 @@
       <w:pPr>
         <w:pStyle w:val="ListBullet"/>
       </w:pPr>
-      <w:r/>
       <w:r>
         <w:rPr>
           <w:b/>
@@ -6481,21 +6454,12 @@
         <w:t>Decision:</w:t>
       </w:r>
       <w:r>
-        <w:t xml:space="preserve"> APPROVED / CHANGED / DEFERRED ________  </w:t>
-      </w:r>
-      <w:r>
-        <w:rPr>
-          <w:b/>
-        </w:rPr>
-        <w:t>New value / notes:</w:t>
-      </w:r>
-      <w:r>
-        <w:t xml:space="preserve"> ________________</w:t>
+        <w:t xml:space="preserve"> APPROVED — 2026-10-27, owner (vamsimadhav).</w:t>
       </w:r>
     </w:p>
     <w:p>
       <w:pPr>
-        <w:pStyle w:val="Heading2"/>
+        <w:pStyle w:val="Heading3"/>
       </w:pPr>
       <w:r>
         <w:t>35. X3 — Rest-day touchpoint (P3)</w:t>
@@ -6505,7 +6469,6 @@
       <w:pPr>
         <w:pStyle w:val="ListBullet"/>
       </w:pPr>
-      <w:r/>
       <w:r>
         <w:rPr>
           <w:b/>
@@ -6520,7 +6483,6 @@
       <w:pPr>
         <w:pStyle w:val="ListBullet"/>
       </w:pPr>
-      <w:r/>
       <w:r>
         <w:rPr>
           <w:b/>
@@ -6535,7 +6497,6 @@
       <w:pPr>
         <w:pStyle w:val="ListBullet"/>
       </w:pPr>
-      <w:r/>
       <w:r>
         <w:rPr>
           <w:b/>
@@ -6550,7 +6511,6 @@
       <w:pPr>
         <w:pStyle w:val="ListBullet"/>
       </w:pPr>
-      <w:r/>
       <w:r>
         <w:rPr>
           <w:b/>
@@ -6565,7 +6525,6 @@
       <w:pPr>
         <w:pStyle w:val="ListBullet"/>
       </w:pPr>
-      <w:r/>
       <w:r>
         <w:rPr>
           <w:b/>
@@ -6580,7 +6539,6 @@
       <w:pPr>
         <w:pStyle w:val="ListBullet"/>
       </w:pPr>
-      <w:r/>
       <w:r>
         <w:rPr>
           <w:b/>
@@ -6588,21 +6546,12 @@
         <w:t>Decision:</w:t>
       </w:r>
       <w:r>
-        <w:t xml:space="preserve"> APPROVED / CHANGED / DEFERRED ________  </w:t>
-      </w:r>
-      <w:r>
-        <w:rPr>
-          <w:b/>
-        </w:rPr>
-        <w:t>New value / notes:</w:t>
-      </w:r>
-      <w:r>
-        <w:t xml:space="preserve"> ________________</w:t>
+        <w:t xml:space="preserve"> APPROVED — 2026-10-27, owner (vamsimadhav).</w:t>
       </w:r>
     </w:p>
     <w:p>
       <w:pPr>
-        <w:pStyle w:val="Heading2"/>
+        <w:pStyle w:val="Heading3"/>
       </w:pPr>
       <w:r>
         <w:t>36. X4 — Measure chips and run caps (P3)</w:t>
@@ -6612,7 +6561,6 @@
       <w:pPr>
         <w:pStyle w:val="ListBullet"/>
       </w:pPr>
-      <w:r/>
       <w:r>
         <w:rPr>
           <w:b/>
@@ -6627,7 +6575,6 @@
       <w:pPr>
         <w:pStyle w:val="ListBullet"/>
       </w:pPr>
-      <w:r/>
       <w:r>
         <w:rPr>
           <w:b/>
@@ -6642,7 +6589,6 @@
       <w:pPr>
         <w:pStyle w:val="ListBullet"/>
       </w:pPr>
-      <w:r/>
       <w:r>
         <w:rPr>
           <w:b/>
@@ -6657,7 +6603,6 @@
       <w:pPr>
         <w:pStyle w:val="ListBullet"/>
       </w:pPr>
-      <w:r/>
       <w:r>
         <w:rPr>
           <w:b/>
@@ -6672,7 +6617,6 @@
       <w:pPr>
         <w:pStyle w:val="ListBullet"/>
       </w:pPr>
-      <w:r/>
       <w:r>
         <w:rPr>
           <w:b/>
@@ -6687,7 +6631,6 @@
       <w:pPr>
         <w:pStyle w:val="ListBullet"/>
       </w:pPr>
-      <w:r/>
       <w:r>
         <w:rPr>
           <w:b/>
@@ -6695,21 +6638,12 @@
         <w:t>Decision:</w:t>
       </w:r>
       <w:r>
-        <w:t xml:space="preserve"> APPROVED / CHANGED / DEFERRED ________  </w:t>
-      </w:r>
-      <w:r>
-        <w:rPr>
-          <w:b/>
-        </w:rPr>
-        <w:t>New value / notes:</w:t>
-      </w:r>
-      <w:r>
-        <w:t xml:space="preserve"> ________________</w:t>
+        <w:t xml:space="preserve"> APPROVED — 2026-10-27, owner (vamsimadhav).</w:t>
       </w:r>
     </w:p>
     <w:p>
       <w:pPr>
-        <w:pStyle w:val="Heading2"/>
+        <w:pStyle w:val="Heading3"/>
       </w:pPr>
       <w:r>
         <w:t>37. X7 — Reminder demo (P3)</w:t>
@@ -6719,7 +6653,6 @@
       <w:pPr>
         <w:pStyle w:val="ListBullet"/>
       </w:pPr>
-      <w:r/>
       <w:r>
         <w:rPr>
           <w:b/>
@@ -6734,7 +6667,6 @@
       <w:pPr>
         <w:pStyle w:val="ListBullet"/>
       </w:pPr>
-      <w:r/>
       <w:r>
         <w:rPr>
           <w:b/>
@@ -6749,7 +6681,6 @@
       <w:pPr>
         <w:pStyle w:val="ListBullet"/>
       </w:pPr>
-      <w:r/>
       <w:r>
         <w:rPr>
           <w:b/>
@@ -6764,7 +6695,6 @@
       <w:pPr>
         <w:pStyle w:val="ListBullet"/>
       </w:pPr>
-      <w:r/>
       <w:r>
         <w:rPr>
           <w:b/>
@@ -6779,7 +6709,6 @@
       <w:pPr>
         <w:pStyle w:val="ListBullet"/>
       </w:pPr>
-      <w:r/>
       <w:r>
         <w:rPr>
           <w:b/>
@@ -6794,7 +6723,6 @@
       <w:pPr>
         <w:pStyle w:val="ListBullet"/>
       </w:pPr>
-      <w:r/>
       <w:r>
         <w:rPr>
           <w:b/>
@@ -6802,21 +6730,12 @@
         <w:t>Decision:</w:t>
       </w:r>
       <w:r>
-        <w:t xml:space="preserve"> APPROVED / CHANGED / DEFERRED ________  </w:t>
-      </w:r>
-      <w:r>
-        <w:rPr>
-          <w:b/>
-        </w:rPr>
-        <w:t>New value / notes:</w:t>
-      </w:r>
-      <w:r>
-        <w:t xml:space="preserve"> ________________</w:t>
+        <w:t xml:space="preserve"> APPROVED — 2026-10-27, owner (vamsimadhav).</w:t>
       </w:r>
     </w:p>
     <w:p>
       <w:pPr>
-        <w:pStyle w:val="Heading2"/>
+        <w:pStyle w:val="Heading3"/>
       </w:pPr>
       <w:r>
         <w:t>38. X8 — Look of the 3D coach (P3)</w:t>
@@ -6826,7 +6745,6 @@
       <w:pPr>
         <w:pStyle w:val="ListBullet"/>
       </w:pPr>
-      <w:r/>
       <w:r>
         <w:rPr>
           <w:b/>
@@ -6841,7 +6759,6 @@
       <w:pPr>
         <w:pStyle w:val="ListBullet"/>
       </w:pPr>
-      <w:r/>
       <w:r>
         <w:rPr>
           <w:b/>
@@ -6856,7 +6773,6 @@
       <w:pPr>
         <w:pStyle w:val="ListBullet"/>
       </w:pPr>
-      <w:r/>
       <w:r>
         <w:rPr>
           <w:b/>
@@ -6871,7 +6787,6 @@
       <w:pPr>
         <w:pStyle w:val="ListBullet"/>
       </w:pPr>
-      <w:r/>
       <w:r>
         <w:rPr>
           <w:b/>
@@ -6886,7 +6801,6 @@
       <w:pPr>
         <w:pStyle w:val="ListBullet"/>
       </w:pPr>
-      <w:r/>
       <w:r>
         <w:rPr>
           <w:b/>
@@ -6901,7 +6815,6 @@
       <w:pPr>
         <w:pStyle w:val="ListBullet"/>
       </w:pPr>
-      <w:r/>
       <w:r>
         <w:rPr>
           <w:b/>
@@ -6909,21 +6822,21 @@
         <w:t>Decision:</w:t>
       </w:r>
       <w:r>
-        <w:t xml:space="preserve"> APPROVED / CHANGED / DEFERRED ________  </w:t>
+        <w:t xml:space="preserve"> APPROVED — 2026-10-27, owner (vamsimadhav). </w:t>
       </w:r>
       <w:r>
         <w:rPr>
           <w:b/>
         </w:rPr>
-        <w:t>New value / notes:</w:t>
-      </w:r>
-      <w:r>
-        <w:t xml:space="preserve"> ________________</w:t>
+        <w:t>Notes:</w:t>
+      </w:r>
+      <w:r>
+        <w:t xml:space="preserve"> Design review before launch</w:t>
       </w:r>
     </w:p>
     <w:p>
       <w:pPr>
-        <w:pStyle w:val="Heading2"/>
+        <w:pStyle w:val="Heading3"/>
       </w:pPr>
       <w:r>
         <w:t>39. X9 — Demo animations needed (P3)</w:t>
@@ -6933,7 +6846,6 @@
       <w:pPr>
         <w:pStyle w:val="ListBullet"/>
       </w:pPr>
-      <w:r/>
       <w:r>
         <w:rPr>
           <w:b/>
@@ -6948,7 +6860,6 @@
       <w:pPr>
         <w:pStyle w:val="ListBullet"/>
       </w:pPr>
-      <w:r/>
       <w:r>
         <w:rPr>
           <w:b/>
@@ -6963,7 +6874,6 @@
       <w:pPr>
         <w:pStyle w:val="ListBullet"/>
       </w:pPr>
-      <w:r/>
       <w:r>
         <w:rPr>
           <w:b/>
@@ -6978,7 +6888,6 @@
       <w:pPr>
         <w:pStyle w:val="ListBullet"/>
       </w:pPr>
-      <w:r/>
       <w:r>
         <w:rPr>
           <w:b/>
@@ -6993,7 +6902,6 @@
       <w:pPr>
         <w:pStyle w:val="ListBullet"/>
       </w:pPr>
-      <w:r/>
       <w:r>
         <w:rPr>
           <w:b/>
@@ -7008,7 +6916,6 @@
       <w:pPr>
         <w:pStyle w:val="ListBullet"/>
       </w:pPr>
-      <w:r/>
       <w:r>
         <w:rPr>
           <w:b/>
@@ -7016,21 +6923,21 @@
         <w:t>Decision:</w:t>
       </w:r>
       <w:r>
-        <w:t xml:space="preserve"> APPROVED / CHANGED / DEFERRED ________  </w:t>
+        <w:t xml:space="preserve"> DEFERRED — 2026-10-27, owner (vamsimadhav). </w:t>
       </w:r>
       <w:r>
         <w:rPr>
           <w:b/>
         </w:rPr>
-        <w:t>New value / notes:</w:t>
-      </w:r>
-      <w:r>
-        <w:t xml:space="preserve"> ________________</w:t>
+        <w:t>Reason:</w:t>
+      </w:r>
+      <w:r>
+        <w:t xml:space="preserve"> Budget decision on commissioned CC0/owned mocap clips plus coach form check; not decided</w:t>
       </w:r>
     </w:p>
     <w:p>
       <w:pPr>
-        <w:pStyle w:val="Heading2"/>
+        <w:pStyle w:val="Heading3"/>
       </w:pPr>
       <w:r>
         <w:t>40. OQ-9 — Holidays (P3)</w:t>
@@ -7040,7 +6947,6 @@
       <w:pPr>
         <w:pStyle w:val="ListBullet"/>
       </w:pPr>
-      <w:r/>
       <w:r>
         <w:rPr>
           <w:b/>
@@ -7055,7 +6961,6 @@
       <w:pPr>
         <w:pStyle w:val="ListBullet"/>
       </w:pPr>
-      <w:r/>
       <w:r>
         <w:rPr>
           <w:b/>
@@ -7070,7 +6975,6 @@
       <w:pPr>
         <w:pStyle w:val="ListBullet"/>
       </w:pPr>
-      <w:r/>
       <w:r>
         <w:rPr>
           <w:b/>
@@ -7085,7 +6989,6 @@
       <w:pPr>
         <w:pStyle w:val="ListBullet"/>
       </w:pPr>
-      <w:r/>
       <w:r>
         <w:rPr>
           <w:b/>
@@ -7100,7 +7003,6 @@
       <w:pPr>
         <w:pStyle w:val="ListBullet"/>
       </w:pPr>
-      <w:r/>
       <w:r>
         <w:rPr>
           <w:b/>
@@ -7115,7 +7017,6 @@
       <w:pPr>
         <w:pStyle w:val="ListBullet"/>
       </w:pPr>
-      <w:r/>
       <w:r>
         <w:rPr>
           <w:b/>
@@ -7123,21 +7024,12 @@
         <w:t>Decision:</w:t>
       </w:r>
       <w:r>
-        <w:t xml:space="preserve"> APPROVED / CHANGED / DEFERRED ________  </w:t>
-      </w:r>
-      <w:r>
-        <w:rPr>
-          <w:b/>
-        </w:rPr>
-        <w:t>New value / notes:</w:t>
-      </w:r>
-      <w:r>
-        <w:t xml:space="preserve"> ________________</w:t>
+        <w:t xml:space="preserve"> APPROVED — 2026-10-27, owner (vamsimadhav).</w:t>
       </w:r>
     </w:p>
     <w:p>
       <w:pPr>
-        <w:pStyle w:val="Heading2"/>
+        <w:pStyle w:val="Heading3"/>
       </w:pPr>
       <w:r>
         <w:t>41. OQ-11 — Backups / export (P3)</w:t>
@@ -7147,7 +7039,6 @@
       <w:pPr>
         <w:pStyle w:val="ListBullet"/>
       </w:pPr>
-      <w:r/>
       <w:r>
         <w:rPr>
           <w:b/>
@@ -7162,7 +7053,6 @@
       <w:pPr>
         <w:pStyle w:val="ListBullet"/>
       </w:pPr>
-      <w:r/>
       <w:r>
         <w:rPr>
           <w:b/>
@@ -7177,7 +7067,6 @@
       <w:pPr>
         <w:pStyle w:val="ListBullet"/>
       </w:pPr>
-      <w:r/>
       <w:r>
         <w:rPr>
           <w:b/>
@@ -7192,7 +7081,6 @@
       <w:pPr>
         <w:pStyle w:val="ListBullet"/>
       </w:pPr>
-      <w:r/>
       <w:r>
         <w:rPr>
           <w:b/>
@@ -7207,7 +7095,6 @@
       <w:pPr>
         <w:pStyle w:val="ListBullet"/>
       </w:pPr>
-      <w:r/>
       <w:r>
         <w:rPr>
           <w:b/>
@@ -7222,7 +7109,6 @@
       <w:pPr>
         <w:pStyle w:val="ListBullet"/>
       </w:pPr>
-      <w:r/>
       <w:r>
         <w:rPr>
           <w:b/>
@@ -7230,21 +7116,21 @@
         <w:t>Decision:</w:t>
       </w:r>
       <w:r>
-        <w:t xml:space="preserve"> APPROVED / CHANGED / DEFERRED ________  </w:t>
+        <w:t xml:space="preserve"> DEFERRED — 2026-10-27, owner (vamsimadhav). </w:t>
       </w:r>
       <w:r>
         <w:rPr>
           <w:b/>
         </w:rPr>
-        <w:t>New value / notes:</w:t>
-      </w:r>
-      <w:r>
-        <w:t xml:space="preserve"> ________________</w:t>
+        <w:t>Reason:</w:t>
+      </w:r>
+      <w:r>
+        <w:t xml:space="preserve"> Deferred to the native build</w:t>
       </w:r>
     </w:p>
     <w:p>
       <w:pPr>
-        <w:pStyle w:val="Heading2"/>
+        <w:pStyle w:val="Heading3"/>
       </w:pPr>
       <w:r>
         <w:t>42. OQ-12 — First name for voice (P3)</w:t>
@@ -7254,7 +7140,6 @@
       <w:pPr>
         <w:pStyle w:val="ListBullet"/>
       </w:pPr>
-      <w:r/>
       <w:r>
         <w:rPr>
           <w:b/>
@@ -7269,7 +7154,6 @@
       <w:pPr>
         <w:pStyle w:val="ListBullet"/>
       </w:pPr>
-      <w:r/>
       <w:r>
         <w:rPr>
           <w:b/>
@@ -7284,7 +7168,6 @@
       <w:pPr>
         <w:pStyle w:val="ListBullet"/>
       </w:pPr>
-      <w:r/>
       <w:r>
         <w:rPr>
           <w:b/>
@@ -7299,7 +7182,6 @@
       <w:pPr>
         <w:pStyle w:val="ListBullet"/>
       </w:pPr>
-      <w:r/>
       <w:r>
         <w:rPr>
           <w:b/>
@@ -7314,7 +7196,6 @@
       <w:pPr>
         <w:pStyle w:val="ListBullet"/>
       </w:pPr>
-      <w:r/>
       <w:r>
         <w:rPr>
           <w:b/>
@@ -7329,7 +7210,6 @@
       <w:pPr>
         <w:pStyle w:val="ListBullet"/>
       </w:pPr>
-      <w:r/>
       <w:r>
         <w:rPr>
           <w:b/>
@@ -7337,21 +7217,21 @@
         <w:t>Decision:</w:t>
       </w:r>
       <w:r>
-        <w:t xml:space="preserve"> APPROVED / CHANGED / DEFERRED ________  </w:t>
+        <w:t xml:space="preserve"> DEFERRED — 2026-10-27, owner (vamsimadhav). </w:t>
       </w:r>
       <w:r>
         <w:rPr>
           <w:b/>
         </w:rPr>
-        <w:t>New value / notes:</w:t>
-      </w:r>
-      <w:r>
-        <w:t xml:space="preserve"> ________________</w:t>
+        <w:t>Reason:</w:t>
+      </w:r>
+      <w:r>
+        <w:t xml:space="preserve"> Deferred; test in the pilot</w:t>
       </w:r>
     </w:p>
     <w:p>
       <w:pPr>
-        <w:pStyle w:val="Heading2"/>
+        <w:pStyle w:val="Heading3"/>
       </w:pPr>
       <w:r>
         <w:t>43. OQ-13 — Voice reliability (P3)</w:t>
@@ -7361,7 +7241,6 @@
       <w:pPr>
         <w:pStyle w:val="ListBullet"/>
       </w:pPr>
-      <w:r/>
       <w:r>
         <w:rPr>
           <w:b/>
@@ -7376,7 +7255,6 @@
       <w:pPr>
         <w:pStyle w:val="ListBullet"/>
       </w:pPr>
-      <w:r/>
       <w:r>
         <w:rPr>
           <w:b/>
@@ -7391,7 +7269,6 @@
       <w:pPr>
         <w:pStyle w:val="ListBullet"/>
       </w:pPr>
-      <w:r/>
       <w:r>
         <w:rPr>
           <w:b/>
@@ -7406,7 +7283,6 @@
       <w:pPr>
         <w:pStyle w:val="ListBullet"/>
       </w:pPr>
-      <w:r/>
       <w:r>
         <w:rPr>
           <w:b/>
@@ -7421,7 +7297,6 @@
       <w:pPr>
         <w:pStyle w:val="ListBullet"/>
       </w:pPr>
-      <w:r/>
       <w:r>
         <w:rPr>
           <w:b/>
@@ -7436,7 +7311,6 @@
       <w:pPr>
         <w:pStyle w:val="ListBullet"/>
       </w:pPr>
-      <w:r/>
       <w:r>
         <w:rPr>
           <w:b/>
@@ -7444,21 +7318,21 @@
         <w:t>Decision:</w:t>
       </w:r>
       <w:r>
-        <w:t xml:space="preserve"> APPROVED / CHANGED / DEFERRED ________  </w:t>
+        <w:t xml:space="preserve"> APPROVED — 2026-10-27, owner (vamsimadhav). </w:t>
       </w:r>
       <w:r>
         <w:rPr>
           <w:b/>
         </w:rPr>
-        <w:t>New value / notes:</w:t>
-      </w:r>
-      <w:r>
-        <w:t xml:space="preserve"> ________________</w:t>
+        <w:t>Notes:</w:t>
+      </w:r>
+      <w:r>
+        <w:t xml:space="preserve"> Measure in the pilot</w:t>
       </w:r>
     </w:p>
     <w:p>
       <w:pPr>
-        <w:pStyle w:val="Heading2"/>
+        <w:pStyle w:val="Heading3"/>
       </w:pPr>
       <w:r>
         <w:t>44. OQ-16 — Screen count (P3)</w:t>
@@ -7468,7 +7342,6 @@
       <w:pPr>
         <w:pStyle w:val="ListBullet"/>
       </w:pPr>
-      <w:r/>
       <w:r>
         <w:rPr>
           <w:b/>
@@ -7483,7 +7356,6 @@
       <w:pPr>
         <w:pStyle w:val="ListBullet"/>
       </w:pPr>
-      <w:r/>
       <w:r>
         <w:rPr>
           <w:b/>
@@ -7498,7 +7370,6 @@
       <w:pPr>
         <w:pStyle w:val="ListBullet"/>
       </w:pPr>
-      <w:r/>
       <w:r>
         <w:rPr>
           <w:b/>
@@ -7513,7 +7384,6 @@
       <w:pPr>
         <w:pStyle w:val="ListBullet"/>
       </w:pPr>
-      <w:r/>
       <w:r>
         <w:rPr>
           <w:b/>
@@ -7528,7 +7398,6 @@
       <w:pPr>
         <w:pStyle w:val="ListBullet"/>
       </w:pPr>
-      <w:r/>
       <w:r>
         <w:rPr>
           <w:b/>
@@ -7543,7 +7412,6 @@
       <w:pPr>
         <w:pStyle w:val="ListBullet"/>
       </w:pPr>
-      <w:r/>
       <w:r>
         <w:rPr>
           <w:b/>
@@ -7551,21 +7419,21 @@
         <w:t>Decision:</w:t>
       </w:r>
       <w:r>
-        <w:t xml:space="preserve"> APPROVED / CHANGED / DEFERRED ________  </w:t>
+        <w:t xml:space="preserve"> DEFERRED — 2026-10-27, owner (vamsimadhav). </w:t>
       </w:r>
       <w:r>
         <w:rPr>
           <w:b/>
         </w:rPr>
-        <w:t>New value / notes:</w:t>
-      </w:r>
-      <w:r>
-        <w:t xml:space="preserve"> ________________</w:t>
+        <w:t>Reason:</w:t>
+      </w:r>
+      <w:r>
+        <w:t xml:space="preserve"> Deferred to user testing</w:t>
       </w:r>
     </w:p>
     <w:p>
       <w:pPr>
-        <w:pStyle w:val="Heading1"/>
+        <w:pStyle w:val="Heading2"/>
       </w:pPr>
       <w:r>
         <w:t>Sign-off</w:t>
@@ -7573,7 +7441,7 @@
     </w:p>
     <w:p>
       <w:r>
-        <w:t>Founder: ____________  Co-founder: ____________  Clinical reviewer: ____________  Date: ________</w:t>
+        <w:t>Approved by: owner (vamsimadhav), 27 Oct 2026. Clinical reviewer: pending (see deferred items and pre-launch reviews).</w:t>
       </w:r>
     </w:p>
     <w:sectPr>

--- a/docs/DECISION-ROUND-1.docx
+++ b/docs/DECISION-ROUND-1.docx
@@ -6270,7 +6270,7 @@
         <w:t>Reason:</w:t>
       </w:r>
       <w:r>
-        <w:t xml:space="preserve"> Experience question kept but unused for tone; revisit with OQ-16 screen-count testing</w:t>
+        <w:t xml:space="preserve"> Experience answer still sets the tone line only (never difficulty); the tone copy stays in RESEARCH_NEEDED until reviewed. Whether to keep the question is revisited with OQ-16 screen-count testing</w:t>
       </w:r>
     </w:p>
     <w:p>
